--- a/Coding 2 - year/Unit 7 - Capstone Project/Daily Lesson Plans/Word/Day 22.docx
+++ b/Coding 2 - year/Unit 7 - Capstone Project/Daily Lesson Plans/Word/Day 22.docx
@@ -50,12 +50,15 @@
               </w:rPr>
               <w:t xml:space="preserve">Coding II — Full Year</w:t>
             </w:r>
-          </w:p>
-          <w:p>
-            <w:pPr>
-              <w:spacing w:before="40"/>
-              <w:jc w:val="center"/>
-            </w:pPr>
+            <w:r>
+              <w:rPr>
+                <w:rFonts w:ascii="Arial" w:cs="Arial" w:eastAsia="Arial" w:hAnsi="Arial"/>
+                <w:sz w:val="16"/>
+                <w:szCs w:val="16"/>
+              </w:rPr>
+              <w:br/>
+              <w:t xml:space="preserve"/>
+            </w:r>
             <w:r>
               <w:rPr>
                 <w:rFonts w:ascii="Arial" w:cs="Arial" w:eastAsia="Arial" w:hAnsi="Arial"/>
@@ -83,7 +86,7 @@
           <w:rFonts w:ascii="Arial" w:cs="Arial" w:eastAsia="Arial" w:hAnsi="Arial"/>
           <w:b/>
           <w:bCs/>
-          <w:color w:val="0D3B1F"/>
+          <w:color w:val="1B7A4A"/>
           <w:sz w:val="32"/>
           <w:szCs w:val="32"/>
         </w:rPr>
@@ -200,9 +203,9 @@
               <w:right w:val="single" w:color="CCCCCC" w:sz="1"/>
             </w:tcBorders>
             <w:tcMar>
-              <w:top w:type="dxa" w:w="60"/>
+              <w:top w:type="dxa" w:w="80"/>
               <w:left w:type="dxa" w:w="120"/>
-              <w:bottom w:type="dxa" w:w="60"/>
+              <w:bottom w:type="dxa" w:w="80"/>
               <w:right w:type="dxa" w:w="120"/>
             </w:tcMar>
           </w:tcPr>
@@ -229,20 +232,147 @@
               <w:right w:val="single" w:color="CCCCCC" w:sz="1"/>
             </w:tcBorders>
             <w:tcMar>
-              <w:top w:type="dxa" w:w="60"/>
+              <w:top w:type="dxa" w:w="80"/>
               <w:left w:type="dxa" w:w="120"/>
-              <w:bottom w:type="dxa" w:w="60"/>
+              <w:bottom w:type="dxa" w:w="80"/>
               <w:right w:type="dxa" w:w="120"/>
             </w:tcMar>
           </w:tcPr>
           <w:p>
-            <w:r>
-              <w:rPr>
-                <w:rFonts w:ascii="Arial" w:cs="Arial" w:eastAsia="Arial" w:hAnsi="Arial"/>
-                <w:sz w:val="20"/>
-                <w:szCs w:val="20"/>
+            <w:pPr>
+              <w:spacing w:after="80" w:before="80"/>
+            </w:pPr>
+            <w:r>
+              <w:rPr>
+                <w:rFonts w:ascii="Arial" w:cs="Arial" w:eastAsia="Arial" w:hAnsi="Arial"/>
+                <w:b/>
+                <w:bCs/>
+                <w:i w:val="false"/>
+                <w:iCs w:val="false"/>
+                <w:color w:val="000000"/>
+                <w:sz w:val="22"/>
+                <w:szCs w:val="22"/>
               </w:rPr>
               <w:t xml:space="preserve">Bell Ringer / Review</w:t>
+            </w:r>
+            <w:r>
+              <w:rPr>
+                <w:rFonts w:ascii="Arial" w:cs="Arial" w:eastAsia="Arial" w:hAnsi="Arial"/>
+                <w:sz w:val="20"/>
+                <w:szCs w:val="20"/>
+              </w:rPr>
+              <w:br/>
+              <w:t xml:space="preserve"/>
+            </w:r>
+            <w:r>
+              <w:rPr>
+                <w:rFonts w:ascii="Arial" w:cs="Arial" w:eastAsia="Arial" w:hAnsi="Arial"/>
+                <w:sz w:val="20"/>
+                <w:szCs w:val="20"/>
+              </w:rPr>
+              <w:br/>
+              <w:t xml:space="preserve"/>
+            </w:r>
+            <w:r>
+              <w:rPr>
+                <w:rFonts w:ascii="Arial" w:cs="Arial" w:eastAsia="Arial" w:hAnsi="Arial"/>
+                <w:b/>
+                <w:bCs/>
+                <w:i w:val="false"/>
+                <w:iCs w:val="false"/>
+                <w:color w:val="000000"/>
+                <w:sz w:val="20"/>
+                <w:szCs w:val="20"/>
+              </w:rPr>
+              <w:t xml:space="preserve">Quick Write </w:t>
+            </w:r>
+            <w:r>
+              <w:rPr>
+                <w:rFonts w:ascii="Arial" w:cs="Arial" w:eastAsia="Arial" w:hAnsi="Arial"/>
+                <w:b w:val="false"/>
+                <w:bCs w:val="false"/>
+                <w:i w:val="false"/>
+                <w:iCs w:val="false"/>
+                <w:color w:val="000000"/>
+                <w:sz w:val="20"/>
+                <w:szCs w:val="20"/>
+              </w:rPr>
+              <w:t xml:space="preserve">(3 min — written or verbal):</w:t>
+            </w:r>
+            <w:r>
+              <w:rPr>
+                <w:rFonts w:ascii="Arial" w:cs="Arial" w:eastAsia="Arial" w:hAnsi="Arial"/>
+                <w:sz w:val="20"/>
+                <w:szCs w:val="20"/>
+              </w:rPr>
+              <w:br/>
+              <w:t xml:space="preserve"/>
+            </w:r>
+            <w:r>
+              <w:rPr>
+                <w:rFonts w:ascii="Arial" w:cs="Arial" w:eastAsia="Arial" w:hAnsi="Arial"/>
+                <w:b w:val="false"/>
+                <w:bCs w:val="false"/>
+                <w:i w:val="false"/>
+                <w:iCs w:val="false"/>
+                <w:color w:val="000000"/>
+                <w:sz w:val="20"/>
+                <w:szCs w:val="20"/>
+              </w:rPr>
+              <w:t xml:space="preserve">    What do you remember from last class?</w:t>
+            </w:r>
+            <w:r>
+              <w:rPr>
+                <w:rFonts w:ascii="Arial" w:cs="Arial" w:eastAsia="Arial" w:hAnsi="Arial"/>
+                <w:sz w:val="20"/>
+                <w:szCs w:val="20"/>
+              </w:rPr>
+              <w:br/>
+              <w:t xml:space="preserve"/>
+            </w:r>
+            <w:r>
+              <w:rPr>
+                <w:rFonts w:ascii="Arial" w:cs="Arial" w:eastAsia="Arial" w:hAnsi="Arial"/>
+                <w:sz w:val="20"/>
+                <w:szCs w:val="20"/>
+              </w:rPr>
+              <w:br/>
+              <w:t xml:space="preserve"/>
+            </w:r>
+            <w:r>
+              <w:rPr>
+                <w:rFonts w:ascii="Arial" w:cs="Arial" w:eastAsia="Arial" w:hAnsi="Arial"/>
+                <w:b w:val="false"/>
+                <w:bCs w:val="false"/>
+                <w:i/>
+                <w:iCs/>
+                <w:color w:val="444444"/>
+                <w:sz w:val="20"/>
+                <w:szCs w:val="20"/>
+              </w:rPr>
+              <w:t xml:space="preserve">What do you think today's topic "Presentation Preparation &amp; Peer Feedback" is about?</w:t>
+            </w:r>
+            <w:r>
+              <w:rPr>
+                <w:rFonts w:ascii="Arial" w:cs="Arial" w:eastAsia="Arial" w:hAnsi="Arial"/>
+                <w:sz w:val="20"/>
+                <w:szCs w:val="20"/>
+              </w:rPr>
+              <w:br/>
+              <w:t xml:space="preserve"/>
+            </w:r>
+            <w:r>
+              <w:rPr>
+                <w:rFonts w:ascii="Arial" w:cs="Arial" w:eastAsia="Arial" w:hAnsi="Arial"/>
+                <w:b w:val="false"/>
+                <w:bCs w:val="false"/>
+                <w:i/>
+                <w:iCs/>
+                <w:color w:val="555555"/>
+                <w:sz w:val="20"/>
+                <w:szCs w:val="20"/>
+              </w:rPr>
+              <w:t xml:space="preserve">→ Pair-share your response, then 2–3 students share with the class.</w:t>
             </w:r>
           </w:p>
         </w:tc>
@@ -258,9 +388,9 @@
               <w:right w:val="single" w:color="CCCCCC" w:sz="1"/>
             </w:tcBorders>
             <w:tcMar>
-              <w:top w:type="dxa" w:w="60"/>
+              <w:top w:type="dxa" w:w="80"/>
               <w:left w:type="dxa" w:w="120"/>
-              <w:bottom w:type="dxa" w:w="60"/>
+              <w:bottom w:type="dxa" w:w="80"/>
               <w:right w:type="dxa" w:w="120"/>
             </w:tcMar>
           </w:tcPr>
@@ -287,20 +417,120 @@
               <w:right w:val="single" w:color="CCCCCC" w:sz="1"/>
             </w:tcBorders>
             <w:tcMar>
-              <w:top w:type="dxa" w:w="60"/>
+              <w:top w:type="dxa" w:w="80"/>
               <w:left w:type="dxa" w:w="120"/>
-              <w:bottom w:type="dxa" w:w="60"/>
+              <w:bottom w:type="dxa" w:w="80"/>
               <w:right w:type="dxa" w:w="120"/>
             </w:tcMar>
           </w:tcPr>
           <w:p>
-            <w:r>
-              <w:rPr>
-                <w:rFonts w:ascii="Arial" w:cs="Arial" w:eastAsia="Arial" w:hAnsi="Arial"/>
-                <w:sz w:val="20"/>
-                <w:szCs w:val="20"/>
-              </w:rPr>
-              <w:t xml:space="preserve">Mini Lesson: Presentation Preparation &amp; Peer Feedback</w:t>
+            <w:pPr>
+              <w:spacing w:after="80" w:before="80"/>
+            </w:pPr>
+            <w:r>
+              <w:rPr>
+                <w:rFonts w:ascii="Arial" w:cs="Arial" w:eastAsia="Arial" w:hAnsi="Arial"/>
+                <w:b/>
+                <w:bCs/>
+                <w:i w:val="false"/>
+                <w:iCs w:val="false"/>
+                <w:color w:val="000000"/>
+                <w:sz w:val="22"/>
+                <w:szCs w:val="22"/>
+              </w:rPr>
+              <w:t xml:space="preserve">Mini Lesson: </w:t>
+            </w:r>
+            <w:r>
+              <w:rPr>
+                <w:rFonts w:ascii="Arial" w:cs="Arial" w:eastAsia="Arial" w:hAnsi="Arial"/>
+                <w:b w:val="false"/>
+                <w:bCs w:val="false"/>
+                <w:i w:val="false"/>
+                <w:iCs w:val="false"/>
+                <w:color w:val="000000"/>
+                <w:sz w:val="22"/>
+                <w:szCs w:val="22"/>
+              </w:rPr>
+              <w:t xml:space="preserve">Presentation Preparation &amp; Peer Feedback</w:t>
+            </w:r>
+            <w:r>
+              <w:rPr>
+                <w:rFonts w:ascii="Arial" w:cs="Arial" w:eastAsia="Arial" w:hAnsi="Arial"/>
+                <w:sz w:val="20"/>
+                <w:szCs w:val="20"/>
+              </w:rPr>
+              <w:br/>
+              <w:t xml:space="preserve"/>
+            </w:r>
+            <w:r>
+              <w:rPr>
+                <w:rFonts w:ascii="Arial" w:cs="Arial" w:eastAsia="Arial" w:hAnsi="Arial"/>
+                <w:sz w:val="20"/>
+                <w:szCs w:val="20"/>
+              </w:rPr>
+              <w:br/>
+              <w:t xml:space="preserve"/>
+            </w:r>
+            <w:r>
+              <w:rPr>
+                <w:rFonts w:ascii="Arial" w:cs="Arial" w:eastAsia="Arial" w:hAnsi="Arial"/>
+                <w:b/>
+                <w:bCs/>
+                <w:i/>
+                <w:iCs/>
+                <w:color w:val="555555"/>
+                <w:sz w:val="20"/>
+                <w:szCs w:val="20"/>
+              </w:rPr>
+              <w:t xml:space="preserve">→ Live Demo — </w:t>
+            </w:r>
+            <w:r>
+              <w:rPr>
+                <w:rFonts w:ascii="Arial" w:cs="Arial" w:eastAsia="Arial" w:hAnsi="Arial"/>
+                <w:b w:val="false"/>
+                <w:bCs w:val="false"/>
+                <w:i/>
+                <w:iCs/>
+                <w:color w:val="555555"/>
+                <w:sz w:val="20"/>
+                <w:szCs w:val="20"/>
+              </w:rPr>
+              <w:t xml:space="preserve">type examples as students follow along in their own editor.</w:t>
+            </w:r>
+            <w:r>
+              <w:rPr>
+                <w:rFonts w:ascii="Arial" w:cs="Arial" w:eastAsia="Arial" w:hAnsi="Arial"/>
+                <w:sz w:val="20"/>
+                <w:szCs w:val="20"/>
+              </w:rPr>
+              <w:br/>
+              <w:t xml:space="preserve"/>
+            </w:r>
+            <w:r>
+              <w:rPr>
+                <w:rFonts w:ascii="Arial" w:cs="Arial" w:eastAsia="Arial" w:hAnsi="Arial"/>
+                <w:b/>
+                <w:bCs/>
+                <w:i/>
+                <w:iCs/>
+                <w:color w:val="555555"/>
+                <w:sz w:val="20"/>
+                <w:szCs w:val="20"/>
+              </w:rPr>
+              <w:t xml:space="preserve">→ Check for Understanding: </w:t>
+            </w:r>
+            <w:r>
+              <w:rPr>
+                <w:rFonts w:ascii="Arial" w:cs="Arial" w:eastAsia="Arial" w:hAnsi="Arial"/>
+                <w:b w:val="false"/>
+                <w:bCs w:val="false"/>
+                <w:i/>
+                <w:iCs/>
+                <w:color w:val="555555"/>
+                <w:sz w:val="20"/>
+                <w:szCs w:val="20"/>
+              </w:rPr>
+              <w:t xml:space="preserve">pause and cold-call: “Can someone explain what we just did in their own words?”</w:t>
             </w:r>
           </w:p>
         </w:tc>
@@ -316,9 +546,9 @@
               <w:right w:val="single" w:color="CCCCCC" w:sz="1"/>
             </w:tcBorders>
             <w:tcMar>
-              <w:top w:type="dxa" w:w="60"/>
+              <w:top w:type="dxa" w:w="80"/>
               <w:left w:type="dxa" w:w="120"/>
-              <w:bottom w:type="dxa" w:w="60"/>
+              <w:bottom w:type="dxa" w:w="80"/>
               <w:right w:type="dxa" w:w="120"/>
             </w:tcMar>
           </w:tcPr>
@@ -331,7 +561,7 @@
                 <w:sz w:val="20"/>
                 <w:szCs w:val="20"/>
               </w:rPr>
-              <w:t xml:space="preserve">15-20 min</w:t>
+              <w:t xml:space="preserve">15–20 min</w:t>
             </w:r>
           </w:p>
         </w:tc>
@@ -345,20 +575,81 @@
               <w:right w:val="single" w:color="CCCCCC" w:sz="1"/>
             </w:tcBorders>
             <w:tcMar>
-              <w:top w:type="dxa" w:w="60"/>
+              <w:top w:type="dxa" w:w="80"/>
               <w:left w:type="dxa" w:w="120"/>
-              <w:bottom w:type="dxa" w:w="60"/>
+              <w:bottom w:type="dxa" w:w="80"/>
               <w:right w:type="dxa" w:w="120"/>
             </w:tcMar>
           </w:tcPr>
           <w:p>
-            <w:r>
-              <w:rPr>
-                <w:rFonts w:ascii="Arial" w:cs="Arial" w:eastAsia="Arial" w:hAnsi="Arial"/>
-                <w:sz w:val="20"/>
-                <w:szCs w:val="20"/>
+            <w:pPr>
+              <w:spacing w:after="80" w:before="80"/>
+            </w:pPr>
+            <w:r>
+              <w:rPr>
+                <w:rFonts w:ascii="Arial" w:cs="Arial" w:eastAsia="Arial" w:hAnsi="Arial"/>
+                <w:b/>
+                <w:bCs/>
+                <w:i w:val="false"/>
+                <w:iCs w:val="false"/>
+                <w:color w:val="000000"/>
+                <w:sz w:val="22"/>
+                <w:szCs w:val="22"/>
               </w:rPr>
               <w:t xml:space="preserve">Independent Practice / Code Along</w:t>
+            </w:r>
+            <w:r>
+              <w:rPr>
+                <w:rFonts w:ascii="Arial" w:cs="Arial" w:eastAsia="Arial" w:hAnsi="Arial"/>
+                <w:sz w:val="20"/>
+                <w:szCs w:val="20"/>
+              </w:rPr>
+              <w:br/>
+              <w:t xml:space="preserve"/>
+            </w:r>
+            <w:r>
+              <w:rPr>
+                <w:rFonts w:ascii="Arial" w:cs="Arial" w:eastAsia="Arial" w:hAnsi="Arial"/>
+                <w:b w:val="false"/>
+                <w:bCs w:val="false"/>
+                <w:i w:val="false"/>
+                <w:iCs w:val="false"/>
+                <w:color w:val="000000"/>
+                <w:sz w:val="20"/>
+                <w:szCs w:val="20"/>
+              </w:rPr>
+              <w:t xml:space="preserve">    Work through problems from the day's exercise set.</w:t>
+            </w:r>
+            <w:r>
+              <w:rPr>
+                <w:rFonts w:ascii="Arial" w:cs="Arial" w:eastAsia="Arial" w:hAnsi="Arial"/>
+                <w:sz w:val="20"/>
+                <w:szCs w:val="20"/>
+              </w:rPr>
+              <w:br/>
+              <w:t xml:space="preserve"/>
+            </w:r>
+            <w:r>
+              <w:rPr>
+                <w:rFonts w:ascii="Arial" w:cs="Arial" w:eastAsia="Arial" w:hAnsi="Arial"/>
+                <w:sz w:val="20"/>
+                <w:szCs w:val="20"/>
+              </w:rPr>
+              <w:br/>
+              <w:t xml:space="preserve"/>
+            </w:r>
+            <w:r>
+              <w:rPr>
+                <w:rFonts w:ascii="Arial" w:cs="Arial" w:eastAsia="Arial" w:hAnsi="Arial"/>
+                <w:b w:val="false"/>
+                <w:bCs w:val="false"/>
+                <w:i/>
+                <w:iCs/>
+                <w:color w:val="555555"/>
+                <w:sz w:val="20"/>
+                <w:szCs w:val="20"/>
+              </w:rPr>
+              <w:t xml:space="preserve">→ Teacher circulates — offer hints, check for understanding.</w:t>
             </w:r>
           </w:p>
         </w:tc>
@@ -374,9 +665,9 @@
               <w:right w:val="single" w:color="CCCCCC" w:sz="1"/>
             </w:tcBorders>
             <w:tcMar>
-              <w:top w:type="dxa" w:w="60"/>
+              <w:top w:type="dxa" w:w="80"/>
               <w:left w:type="dxa" w:w="120"/>
-              <w:bottom w:type="dxa" w:w="60"/>
+              <w:bottom w:type="dxa" w:w="80"/>
               <w:right w:type="dxa" w:w="120"/>
             </w:tcMar>
           </w:tcPr>
@@ -403,20 +694,90 @@
               <w:right w:val="single" w:color="CCCCCC" w:sz="1"/>
             </w:tcBorders>
             <w:tcMar>
-              <w:top w:type="dxa" w:w="60"/>
+              <w:top w:type="dxa" w:w="80"/>
               <w:left w:type="dxa" w:w="120"/>
-              <w:bottom w:type="dxa" w:w="60"/>
+              <w:bottom w:type="dxa" w:w="80"/>
               <w:right w:type="dxa" w:w="120"/>
             </w:tcMar>
           </w:tcPr>
           <w:p>
-            <w:r>
-              <w:rPr>
-                <w:rFonts w:ascii="Arial" w:cs="Arial" w:eastAsia="Arial" w:hAnsi="Arial"/>
-                <w:sz w:val="20"/>
-                <w:szCs w:val="20"/>
+            <w:pPr>
+              <w:spacing w:after="80" w:before="80"/>
+            </w:pPr>
+            <w:r>
+              <w:rPr>
+                <w:rFonts w:ascii="Arial" w:cs="Arial" w:eastAsia="Arial" w:hAnsi="Arial"/>
+                <w:b/>
+                <w:bCs/>
+                <w:i w:val="false"/>
+                <w:iCs w:val="false"/>
+                <w:color w:val="000000"/>
+                <w:sz w:val="22"/>
+                <w:szCs w:val="22"/>
               </w:rPr>
               <w:t xml:space="preserve">Exit Ticket / Wrap-Up</w:t>
+            </w:r>
+            <w:r>
+              <w:rPr>
+                <w:rFonts w:ascii="Arial" w:cs="Arial" w:eastAsia="Arial" w:hAnsi="Arial"/>
+                <w:sz w:val="20"/>
+                <w:szCs w:val="20"/>
+              </w:rPr>
+              <w:br/>
+              <w:t xml:space="preserve"/>
+            </w:r>
+            <w:r>
+              <w:rPr>
+                <w:rFonts w:ascii="Arial" w:cs="Arial" w:eastAsia="Arial" w:hAnsi="Arial"/>
+                <w:sz w:val="20"/>
+                <w:szCs w:val="20"/>
+              </w:rPr>
+              <w:br/>
+              <w:t xml:space="preserve"/>
+            </w:r>
+            <w:r>
+              <w:rPr>
+                <w:rFonts w:ascii="Arial" w:cs="Arial" w:eastAsia="Arial" w:hAnsi="Arial"/>
+                <w:b w:val="false"/>
+                <w:bCs w:val="false"/>
+                <w:i w:val="false"/>
+                <w:iCs w:val="false"/>
+                <w:color w:val="000000"/>
+                <w:sz w:val="20"/>
+                <w:szCs w:val="20"/>
+              </w:rPr>
+              <w:t xml:space="preserve">What is one key concept you learned today?</w:t>
+            </w:r>
+            <w:r>
+              <w:rPr>
+                <w:rFonts w:ascii="Arial" w:cs="Arial" w:eastAsia="Arial" w:hAnsi="Arial"/>
+                <w:sz w:val="20"/>
+                <w:szCs w:val="20"/>
+              </w:rPr>
+              <w:br/>
+              <w:t xml:space="preserve"/>
+            </w:r>
+            <w:r>
+              <w:rPr>
+                <w:rFonts w:ascii="Arial" w:cs="Arial" w:eastAsia="Arial" w:hAnsi="Arial"/>
+                <w:sz w:val="20"/>
+                <w:szCs w:val="20"/>
+              </w:rPr>
+              <w:br/>
+              <w:t xml:space="preserve"/>
+            </w:r>
+            <w:r>
+              <w:rPr>
+                <w:rFonts w:ascii="Arial" w:cs="Arial" w:eastAsia="Arial" w:hAnsi="Arial"/>
+                <w:b w:val="false"/>
+                <w:bCs w:val="false"/>
+                <w:i/>
+                <w:iCs/>
+                <w:color w:val="555555"/>
+                <w:sz w:val="20"/>
+                <w:szCs w:val="20"/>
+              </w:rPr>
+              <w:t xml:space="preserve">→ 3–2–1: Name 3 things learned, 2 new vocab words, 1 question you still have.</w:t>
             </w:r>
           </w:p>
         </w:tc>

--- a/Coding 2 - year/Unit 7 - Capstone Project/Daily Lesson Plans/Word/Day 22.docx
+++ b/Coding 2 - year/Unit 7 - Capstone Project/Daily Lesson Plans/Word/Day 22.docx
@@ -319,7 +319,7 @@
                 <w:sz w:val="20"/>
                 <w:szCs w:val="20"/>
               </w:rPr>
-              <w:t xml:space="preserve">    What do you remember from last class?</w:t>
+              <w:t xml:space="preserve">    What do you already know about Presentation Preparation &amp; Peer Feedback? Write down at least one thing.</w:t>
             </w:r>
             <w:r>
               <w:rPr>
@@ -350,7 +350,7 @@
                 <w:sz w:val="20"/>
                 <w:szCs w:val="20"/>
               </w:rPr>
-              <w:t xml:space="preserve">What do you think today's topic "Presentation Preparation &amp; Peer Feedback" is about?</w:t>
+              <w:t xml:space="preserve">Today’s Goal: Explore and practice Presentation Preparation &amp; Peer Feedback.</w:t>
             </w:r>
             <w:r>
               <w:rPr>
@@ -746,7 +746,7 @@
                 <w:sz w:val="20"/>
                 <w:szCs w:val="20"/>
               </w:rPr>
-              <w:t xml:space="preserve">What is one key concept you learned today?</w:t>
+              <w:t xml:space="preserve">Name one new thing you learned about Presentation Preparation &amp; Peer Feedback today and one question you still have.</w:t>
             </w:r>
             <w:r>
               <w:rPr>

--- a/Coding 2 - year/Unit 7 - Capstone Project/Daily Lesson Plans/Word/Day 22.docx
+++ b/Coding 2 - year/Unit 7 - Capstone Project/Daily Lesson Plans/Word/Day 22.docx
@@ -342,6 +342,72 @@
             <w:r>
               <w:rPr>
                 <w:rFonts w:ascii="Arial" w:cs="Arial" w:eastAsia="Arial" w:hAnsi="Arial"/>
+                <w:b/>
+                <w:bCs/>
+                <w:i w:val="false"/>
+                <w:iCs w:val="false"/>
+                <w:color w:val="000000"/>
+                <w:sz w:val="20"/>
+                <w:szCs w:val="20"/>
+              </w:rPr>
+              <w:t xml:space="preserve">Vocabulary Preview — </w:t>
+            </w:r>
+            <w:r>
+              <w:rPr>
+                <w:rFonts w:ascii="Arial" w:cs="Arial" w:eastAsia="Arial" w:hAnsi="Arial"/>
+                <w:b w:val="false"/>
+                <w:bCs w:val="false"/>
+                <w:i w:val="false"/>
+                <w:iCs w:val="false"/>
+                <w:color w:val="000000"/>
+                <w:sz w:val="20"/>
+                <w:szCs w:val="20"/>
+              </w:rPr>
+              <w:t xml:space="preserve">terms we'll use today:</w:t>
+            </w:r>
+            <w:r>
+              <w:rPr>
+                <w:rFonts w:ascii="Arial" w:cs="Arial" w:eastAsia="Arial" w:hAnsi="Arial"/>
+                <w:sz w:val="20"/>
+                <w:szCs w:val="20"/>
+              </w:rPr>
+              <w:br/>
+              <w:t xml:space="preserve"/>
+            </w:r>
+            <w:r>
+              <w:rPr>
+                <w:rFonts w:ascii="Arial" w:cs="Arial" w:eastAsia="Arial" w:hAnsi="Arial"/>
+                <w:b w:val="false"/>
+                <w:bCs w:val="false"/>
+                <w:i w:val="false"/>
+                <w:iCs w:val="false"/>
+                <w:color w:val="000000"/>
+                <w:sz w:val="20"/>
+                <w:szCs w:val="20"/>
+              </w:rPr>
+              <w:t xml:space="preserve">    • Minutes 0-10   •   Presentation Expectations   •   Minutes 10-50   •   Presentation Feedback Form   •   Minutes 50-55   •   Final Adjustments</w:t>
+            </w:r>
+            <w:r>
+              <w:rPr>
+                <w:rFonts w:ascii="Arial" w:cs="Arial" w:eastAsia="Arial" w:hAnsi="Arial"/>
+                <w:sz w:val="20"/>
+                <w:szCs w:val="20"/>
+              </w:rPr>
+              <w:br/>
+              <w:t xml:space="preserve"/>
+            </w:r>
+            <w:r>
+              <w:rPr>
+                <w:rFonts w:ascii="Arial" w:cs="Arial" w:eastAsia="Arial" w:hAnsi="Arial"/>
+                <w:sz w:val="20"/>
+                <w:szCs w:val="20"/>
+              </w:rPr>
+              <w:br/>
+              <w:t xml:space="preserve"/>
+            </w:r>
+            <w:r>
+              <w:rPr>
+                <w:rFonts w:ascii="Arial" w:cs="Arial" w:eastAsia="Arial" w:hAnsi="Arial"/>
                 <w:b w:val="false"/>
                 <w:bCs w:val="false"/>
                 <w:i/>
@@ -474,6 +540,310 @@
             <w:r>
               <w:rPr>
                 <w:rFonts w:ascii="Arial" w:cs="Arial" w:eastAsia="Arial" w:hAnsi="Arial"/>
+                <w:b w:val="false"/>
+                <w:bCs w:val="false"/>
+                <w:i w:val="false"/>
+                <w:iCs w:val="false"/>
+                <w:color w:val="000000"/>
+                <w:sz w:val="20"/>
+                <w:szCs w:val="20"/>
+              </w:rPr>
+              <w:t xml:space="preserve">Tomorrow and the next day, you present. Today is dress rehearsal. You'll practice your demo, get feedback, and make last-minute improvements. By end of day, you'll feel confident and polished.</w:t>
+            </w:r>
+            <w:r>
+              <w:rPr>
+                <w:rFonts w:ascii="Arial" w:cs="Arial" w:eastAsia="Arial" w:hAnsi="Arial"/>
+                <w:sz w:val="20"/>
+                <w:szCs w:val="20"/>
+              </w:rPr>
+              <w:br/>
+              <w:t xml:space="preserve"/>
+            </w:r>
+            <w:r>
+              <w:rPr>
+                <w:rFonts w:ascii="Arial" w:cs="Arial" w:eastAsia="Arial" w:hAnsi="Arial"/>
+                <w:b w:val="false"/>
+                <w:bCs w:val="false"/>
+                <w:i w:val="false"/>
+                <w:iCs w:val="false"/>
+                <w:color w:val="000000"/>
+                <w:sz w:val="20"/>
+                <w:szCs w:val="20"/>
+              </w:rPr>
+              <w:t xml:space="preserve">Minutes 0-10: Presentation Expectations</w:t>
+            </w:r>
+            <w:r>
+              <w:rPr>
+                <w:rFonts w:ascii="Arial" w:cs="Arial" w:eastAsia="Arial" w:hAnsi="Arial"/>
+                <w:sz w:val="20"/>
+                <w:szCs w:val="20"/>
+              </w:rPr>
+              <w:br/>
+              <w:t xml:space="preserve"/>
+            </w:r>
+            <w:r>
+              <w:rPr>
+                <w:rFonts w:ascii="Arial" w:cs="Arial" w:eastAsia="Arial" w:hAnsi="Arial"/>
+                <w:sz w:val="20"/>
+                <w:szCs w:val="20"/>
+              </w:rPr>
+              <w:br/>
+              <w:t xml:space="preserve"/>
+            </w:r>
+            <w:r>
+              <w:rPr>
+                <w:rFonts w:ascii="Arial" w:cs="Arial" w:eastAsia="Arial" w:hAnsi="Arial"/>
+                <w:b/>
+                <w:bCs/>
+                <w:i w:val="false"/>
+                <w:iCs w:val="false"/>
+                <w:color w:val="000000"/>
+                <w:sz w:val="20"/>
+                <w:szCs w:val="20"/>
+              </w:rPr>
+              <w:t xml:space="preserve">Key Concepts:</w:t>
+            </w:r>
+            <w:r>
+              <w:rPr>
+                <w:rFonts w:ascii="Arial" w:cs="Arial" w:eastAsia="Arial" w:hAnsi="Arial"/>
+                <w:sz w:val="20"/>
+                <w:szCs w:val="20"/>
+              </w:rPr>
+              <w:br/>
+              <w:t xml:space="preserve"/>
+            </w:r>
+            <w:r>
+              <w:rPr>
+                <w:rFonts w:ascii="Arial" w:cs="Arial" w:eastAsia="Arial" w:hAnsi="Arial"/>
+                <w:b w:val="false"/>
+                <w:bCs w:val="false"/>
+                <w:i w:val="false"/>
+                <w:iCs w:val="false"/>
+                <w:color w:val="000000"/>
+                <w:sz w:val="20"/>
+                <w:szCs w:val="20"/>
+              </w:rPr>
+              <w:t xml:space="preserve">    • Teacher: intro to capstone presentations (5–7 minutes, followed by Q&amp;A)</w:t>
+            </w:r>
+            <w:r>
+              <w:rPr>
+                <w:rFonts w:ascii="Arial" w:cs="Arial" w:eastAsia="Arial" w:hAnsi="Arial"/>
+                <w:sz w:val="20"/>
+                <w:szCs w:val="20"/>
+              </w:rPr>
+              <w:br/>
+              <w:t xml:space="preserve"/>
+            </w:r>
+            <w:r>
+              <w:rPr>
+                <w:rFonts w:ascii="Arial" w:cs="Arial" w:eastAsia="Arial" w:hAnsi="Arial"/>
+                <w:b w:val="false"/>
+                <w:bCs w:val="false"/>
+                <w:i w:val="false"/>
+                <w:iCs w:val="false"/>
+                <w:color w:val="000000"/>
+                <w:sz w:val="20"/>
+                <w:szCs w:val="20"/>
+              </w:rPr>
+              <w:t xml:space="preserve">    • Format: live demo of working app (preferred) OR slides + code walkthrough</w:t>
+            </w:r>
+            <w:r>
+              <w:rPr>
+                <w:rFonts w:ascii="Arial" w:cs="Arial" w:eastAsia="Arial" w:hAnsi="Arial"/>
+                <w:sz w:val="20"/>
+                <w:szCs w:val="20"/>
+              </w:rPr>
+              <w:br/>
+              <w:t xml:space="preserve"/>
+            </w:r>
+            <w:r>
+              <w:rPr>
+                <w:rFonts w:ascii="Arial" w:cs="Arial" w:eastAsia="Arial" w:hAnsi="Arial"/>
+                <w:b w:val="false"/>
+                <w:bCs w:val="false"/>
+                <w:i w:val="false"/>
+                <w:iCs w:val="false"/>
+                <w:color w:val="000000"/>
+                <w:sz w:val="20"/>
+                <w:szCs w:val="20"/>
+              </w:rPr>
+              <w:t xml:space="preserve">    • What evaluators are looking for: clear communication, understanding of code, ability to answer questions</w:t>
+            </w:r>
+            <w:r>
+              <w:rPr>
+                <w:rFonts w:ascii="Arial" w:cs="Arial" w:eastAsia="Arial" w:hAnsi="Arial"/>
+                <w:sz w:val="20"/>
+                <w:szCs w:val="20"/>
+              </w:rPr>
+              <w:br/>
+              <w:t xml:space="preserve"/>
+            </w:r>
+            <w:r>
+              <w:rPr>
+                <w:rFonts w:ascii="Arial" w:cs="Arial" w:eastAsia="Arial" w:hAnsi="Arial"/>
+                <w:b w:val="false"/>
+                <w:bCs w:val="false"/>
+                <w:i w:val="false"/>
+                <w:iCs w:val="false"/>
+                <w:color w:val="000000"/>
+                <w:sz w:val="20"/>
+                <w:szCs w:val="20"/>
+              </w:rPr>
+              <w:t xml:space="preserve">    • Ground rules: kind, respectful feedback</w:t>
+            </w:r>
+            <w:r>
+              <w:rPr>
+                <w:rFonts w:ascii="Arial" w:cs="Arial" w:eastAsia="Arial" w:hAnsi="Arial"/>
+                <w:sz w:val="20"/>
+                <w:szCs w:val="20"/>
+              </w:rPr>
+              <w:br/>
+              <w:t xml:space="preserve"/>
+            </w:r>
+            <w:r>
+              <w:rPr>
+                <w:rFonts w:ascii="Arial" w:cs="Arial" w:eastAsia="Arial" w:hAnsi="Arial"/>
+                <w:b w:val="false"/>
+                <w:bCs w:val="false"/>
+                <w:i w:val="false"/>
+                <w:iCs w:val="false"/>
+                <w:color w:val="000000"/>
+                <w:sz w:val="20"/>
+                <w:szCs w:val="20"/>
+              </w:rPr>
+              <w:t xml:space="preserve">    • Student gives 5–7 minute presentation (demo or slides)</w:t>
+            </w:r>
+            <w:r>
+              <w:rPr>
+                <w:rFonts w:ascii="Arial" w:cs="Arial" w:eastAsia="Arial" w:hAnsi="Arial"/>
+                <w:sz w:val="20"/>
+                <w:szCs w:val="20"/>
+              </w:rPr>
+              <w:br/>
+              <w:t xml:space="preserve"/>
+            </w:r>
+            <w:r>
+              <w:rPr>
+                <w:rFonts w:ascii="Arial" w:cs="Arial" w:eastAsia="Arial" w:hAnsi="Arial"/>
+                <w:b w:val="false"/>
+                <w:bCs w:val="false"/>
+                <w:i w:val="false"/>
+                <w:iCs w:val="false"/>
+                <w:color w:val="000000"/>
+                <w:sz w:val="20"/>
+                <w:szCs w:val="20"/>
+              </w:rPr>
+              <w:t xml:space="preserve">    • Peer observers fill out Presentation Feedback Form (see below)</w:t>
+            </w:r>
+            <w:r>
+              <w:rPr>
+                <w:rFonts w:ascii="Arial" w:cs="Arial" w:eastAsia="Arial" w:hAnsi="Arial"/>
+                <w:sz w:val="20"/>
+                <w:szCs w:val="20"/>
+              </w:rPr>
+              <w:br/>
+              <w:t xml:space="preserve"/>
+            </w:r>
+            <w:r>
+              <w:rPr>
+                <w:rFonts w:ascii="Arial" w:cs="Arial" w:eastAsia="Arial" w:hAnsi="Arial"/>
+                <w:b w:val="false"/>
+                <w:bCs w:val="false"/>
+                <w:i w:val="false"/>
+                <w:iCs w:val="false"/>
+                <w:color w:val="000000"/>
+                <w:sz w:val="20"/>
+                <w:szCs w:val="20"/>
+              </w:rPr>
+              <w:t xml:space="preserve">    • Brief discussion (1 min): what worked? What could improve?</w:t>
+            </w:r>
+            <w:r>
+              <w:rPr>
+                <w:rFonts w:ascii="Arial" w:cs="Arial" w:eastAsia="Arial" w:hAnsi="Arial"/>
+                <w:sz w:val="20"/>
+                <w:szCs w:val="20"/>
+              </w:rPr>
+              <w:br/>
+              <w:t xml:space="preserve"/>
+            </w:r>
+            <w:r>
+              <w:rPr>
+                <w:rFonts w:ascii="Arial" w:cs="Arial" w:eastAsia="Arial" w:hAnsi="Arial"/>
+                <w:b w:val="false"/>
+                <w:bCs w:val="false"/>
+                <w:i w:val="false"/>
+                <w:iCs w:val="false"/>
+                <w:color w:val="000000"/>
+                <w:sz w:val="20"/>
+                <w:szCs w:val="20"/>
+              </w:rPr>
+              <w:t xml:space="preserve">    • Student notes feedback for final polish</w:t>
+            </w:r>
+            <w:r>
+              <w:rPr>
+                <w:rFonts w:ascii="Arial" w:cs="Arial" w:eastAsia="Arial" w:hAnsi="Arial"/>
+                <w:sz w:val="20"/>
+                <w:szCs w:val="20"/>
+              </w:rPr>
+              <w:br/>
+              <w:t xml:space="preserve"/>
+            </w:r>
+            <w:r>
+              <w:rPr>
+                <w:rFonts w:ascii="Arial" w:cs="Arial" w:eastAsia="Arial" w:hAnsi="Arial"/>
+                <w:sz w:val="20"/>
+                <w:szCs w:val="20"/>
+              </w:rPr>
+              <w:br/>
+              <w:t xml:space="preserve"/>
+            </w:r>
+            <w:r>
+              <w:rPr>
+                <w:rFonts w:ascii="Arial" w:cs="Arial" w:eastAsia="Arial" w:hAnsi="Arial"/>
+                <w:b/>
+                <w:bCs/>
+                <w:i w:val="false"/>
+                <w:iCs w:val="false"/>
+                <w:color w:val="000000"/>
+                <w:sz w:val="20"/>
+                <w:szCs w:val="20"/>
+              </w:rPr>
+              <w:t xml:space="preserve">Vocabulary: </w:t>
+            </w:r>
+            <w:r>
+              <w:rPr>
+                <w:rFonts w:ascii="Arial" w:cs="Arial" w:eastAsia="Arial" w:hAnsi="Arial"/>
+                <w:b w:val="false"/>
+                <w:bCs w:val="false"/>
+                <w:i w:val="false"/>
+                <w:iCs w:val="false"/>
+                <w:color w:val="000000"/>
+                <w:sz w:val="20"/>
+                <w:szCs w:val="20"/>
+              </w:rPr>
+              <w:t xml:space="preserve">Minutes 0-10, Presentation Expectations, Minutes 10-50, Presentation Feedback Form, Minutes 50-55, Final Adjustments</w:t>
+            </w:r>
+            <w:r>
+              <w:rPr>
+                <w:rFonts w:ascii="Arial" w:cs="Arial" w:eastAsia="Arial" w:hAnsi="Arial"/>
+                <w:sz w:val="20"/>
+                <w:szCs w:val="20"/>
+              </w:rPr>
+              <w:br/>
+              <w:t xml:space="preserve"/>
+            </w:r>
+            <w:r>
+              <w:rPr>
+                <w:rFonts w:ascii="Arial" w:cs="Arial" w:eastAsia="Arial" w:hAnsi="Arial"/>
+                <w:sz w:val="20"/>
+                <w:szCs w:val="20"/>
+              </w:rPr>
+              <w:br/>
+              <w:t xml:space="preserve"/>
+            </w:r>
+            <w:r>
+              <w:rPr>
+                <w:rFonts w:ascii="Arial" w:cs="Arial" w:eastAsia="Arial" w:hAnsi="Arial"/>
                 <w:b/>
                 <w:bCs/>
                 <w:i/>
@@ -561,7 +931,7 @@
                 <w:sz w:val="20"/>
                 <w:szCs w:val="20"/>
               </w:rPr>
-              <w:t xml:space="preserve">15–20 min</w:t>
+              <w:t xml:space="preserve">15 min</w:t>
             </w:r>
           </w:p>
         </w:tc>
@@ -596,7 +966,16 @@
                 <w:sz w:val="22"/>
                 <w:szCs w:val="22"/>
               </w:rPr>
-              <w:t xml:space="preserve">Independent Practice / Code Along</w:t>
+              <w:t xml:space="preserve">Guided Practice</w:t>
+            </w:r>
+            <w:r>
+              <w:rPr>
+                <w:rFonts w:ascii="Arial" w:cs="Arial" w:eastAsia="Arial" w:hAnsi="Arial"/>
+                <w:sz w:val="20"/>
+                <w:szCs w:val="20"/>
+              </w:rPr>
+              <w:br/>
+              <w:t xml:space="preserve"/>
             </w:r>
             <w:r>
               <w:rPr>
@@ -618,7 +997,12 @@
                 <w:sz w:val="20"/>
                 <w:szCs w:val="20"/>
               </w:rPr>
-              <w:t xml:space="preserve">    Work through problems from the day's exercise set.</w:t>
+              <w:t xml:space="preserve">- [ ] Practice presentation completed
+- [ ] Feedback received and reviewed
+- [ ] Demo timing refined (5–7 minutes)
+- [ ] Backup plan prepared
+- [ ] Code reviewed one final time
+- [ ] Ready to present tomorrow and the next day</w:t>
             </w:r>
             <w:r>
               <w:rPr>
@@ -649,7 +1033,7 @@
                 <w:sz w:val="20"/>
                 <w:szCs w:val="20"/>
               </w:rPr>
-              <w:t xml:space="preserve">→ Teacher circulates — offer hints, check for understanding.</w:t>
+              <w:t xml:space="preserve">→ Teacher models — students try alongside, then compare results.</w:t>
             </w:r>
           </w:p>
         </w:tc>
@@ -680,7 +1064,7 @@
                 <w:sz w:val="20"/>
                 <w:szCs w:val="20"/>
               </w:rPr>
-              <w:t xml:space="preserve">5 min</w:t>
+              <w:t xml:space="preserve">15–20 min</w:t>
             </w:r>
           </w:p>
         </w:tc>
@@ -715,16 +1099,7 @@
                 <w:sz w:val="22"/>
                 <w:szCs w:val="22"/>
               </w:rPr>
-              <w:t xml:space="preserve">Exit Ticket / Wrap-Up</w:t>
-            </w:r>
-            <w:r>
-              <w:rPr>
-                <w:rFonts w:ascii="Arial" w:cs="Arial" w:eastAsia="Arial" w:hAnsi="Arial"/>
-                <w:sz w:val="20"/>
-                <w:szCs w:val="20"/>
-              </w:rPr>
-              <w:br/>
-              <w:t xml:space="preserve"/>
+              <w:t xml:space="preserve">Independent Practice / Code Along</w:t>
             </w:r>
             <w:r>
               <w:rPr>
@@ -746,7 +1121,29 @@
                 <w:sz w:val="20"/>
                 <w:szCs w:val="20"/>
               </w:rPr>
-              <w:t xml:space="preserve">Name one new thing you learned about Presentation Preparation &amp; Peer Feedback today and one question you still have.</w:t>
+              <w:t xml:space="preserve">    Students present their work and provide constructive peer feedback.</w:t>
+            </w:r>
+            <w:r>
+              <w:rPr>
+                <w:rFonts w:ascii="Arial" w:cs="Arial" w:eastAsia="Arial" w:hAnsi="Arial"/>
+                <w:sz w:val="20"/>
+                <w:szCs w:val="20"/>
+              </w:rPr>
+              <w:br/>
+              <w:t xml:space="preserve"/>
+            </w:r>
+            <w:r>
+              <w:rPr>
+                <w:rFonts w:ascii="Arial" w:cs="Arial" w:eastAsia="Arial" w:hAnsi="Arial"/>
+                <w:b w:val="false"/>
+                <w:bCs w:val="false"/>
+                <w:i w:val="false"/>
+                <w:iCs w:val="false"/>
+                <w:color w:val="000000"/>
+                <w:sz w:val="20"/>
+                <w:szCs w:val="20"/>
+              </w:rPr>
+              <w:t xml:space="preserve">    Use the peer review form to guide feedback.</w:t>
             </w:r>
             <w:r>
               <w:rPr>
@@ -777,6 +1174,134 @@
                 <w:sz w:val="20"/>
                 <w:szCs w:val="20"/>
               </w:rPr>
+              <w:t xml:space="preserve">→ Teacher circulates — offer hints, check for understanding.</w:t>
+            </w:r>
+          </w:p>
+        </w:tc>
+      </w:tr>
+      <w:tr>
+        <w:tc>
+          <w:tcPr>
+            <w:tcW w:type="dxa" w:w="1800"/>
+            <w:tcBorders>
+              <w:top w:val="single" w:color="CCCCCC" w:sz="1"/>
+              <w:left w:val="single" w:color="CCCCCC" w:sz="1"/>
+              <w:bottom w:val="single" w:color="CCCCCC" w:sz="1"/>
+              <w:right w:val="single" w:color="CCCCCC" w:sz="1"/>
+            </w:tcBorders>
+            <w:tcMar>
+              <w:top w:type="dxa" w:w="80"/>
+              <w:left w:type="dxa" w:w="120"/>
+              <w:bottom w:type="dxa" w:w="80"/>
+              <w:right w:type="dxa" w:w="120"/>
+            </w:tcMar>
+          </w:tcPr>
+          <w:p>
+            <w:r>
+              <w:rPr>
+                <w:rFonts w:ascii="Arial" w:cs="Arial" w:eastAsia="Arial" w:hAnsi="Arial"/>
+                <w:b/>
+                <w:bCs/>
+                <w:sz w:val="20"/>
+                <w:szCs w:val="20"/>
+              </w:rPr>
+              <w:t xml:space="preserve">5 min</w:t>
+            </w:r>
+          </w:p>
+        </w:tc>
+        <w:tc>
+          <w:tcPr>
+            <w:tcW w:type="dxa" w:w="7560"/>
+            <w:tcBorders>
+              <w:top w:val="single" w:color="CCCCCC" w:sz="1"/>
+              <w:left w:val="single" w:color="CCCCCC" w:sz="1"/>
+              <w:bottom w:val="single" w:color="CCCCCC" w:sz="1"/>
+              <w:right w:val="single" w:color="CCCCCC" w:sz="1"/>
+            </w:tcBorders>
+            <w:tcMar>
+              <w:top w:type="dxa" w:w="80"/>
+              <w:left w:type="dxa" w:w="120"/>
+              <w:bottom w:type="dxa" w:w="80"/>
+              <w:right w:type="dxa" w:w="120"/>
+            </w:tcMar>
+          </w:tcPr>
+          <w:p>
+            <w:pPr>
+              <w:spacing w:after="80" w:before="80"/>
+            </w:pPr>
+            <w:r>
+              <w:rPr>
+                <w:rFonts w:ascii="Arial" w:cs="Arial" w:eastAsia="Arial" w:hAnsi="Arial"/>
+                <w:b/>
+                <w:bCs/>
+                <w:i w:val="false"/>
+                <w:iCs w:val="false"/>
+                <w:color w:val="000000"/>
+                <w:sz w:val="22"/>
+                <w:szCs w:val="22"/>
+              </w:rPr>
+              <w:t xml:space="preserve">Exit Ticket / Wrap-Up</w:t>
+            </w:r>
+            <w:r>
+              <w:rPr>
+                <w:rFonts w:ascii="Arial" w:cs="Arial" w:eastAsia="Arial" w:hAnsi="Arial"/>
+                <w:sz w:val="20"/>
+                <w:szCs w:val="20"/>
+              </w:rPr>
+              <w:br/>
+              <w:t xml:space="preserve"/>
+            </w:r>
+            <w:r>
+              <w:rPr>
+                <w:rFonts w:ascii="Arial" w:cs="Arial" w:eastAsia="Arial" w:hAnsi="Arial"/>
+                <w:sz w:val="20"/>
+                <w:szCs w:val="20"/>
+              </w:rPr>
+              <w:br/>
+              <w:t xml:space="preserve"/>
+            </w:r>
+            <w:r>
+              <w:rPr>
+                <w:rFonts w:ascii="Arial" w:cs="Arial" w:eastAsia="Arial" w:hAnsi="Arial"/>
+                <w:b w:val="false"/>
+                <w:bCs w:val="false"/>
+                <w:i w:val="false"/>
+                <w:iCs w:val="false"/>
+                <w:color w:val="000000"/>
+                <w:sz w:val="20"/>
+                <w:szCs w:val="20"/>
+              </w:rPr>
+              <w:t xml:space="preserve">Name one new thing you learned about Presentation Preparation &amp; Peer Feedback today and one question you still have.</w:t>
+            </w:r>
+            <w:r>
+              <w:rPr>
+                <w:rFonts w:ascii="Arial" w:cs="Arial" w:eastAsia="Arial" w:hAnsi="Arial"/>
+                <w:sz w:val="20"/>
+                <w:szCs w:val="20"/>
+              </w:rPr>
+              <w:br/>
+              <w:t xml:space="preserve"/>
+            </w:r>
+            <w:r>
+              <w:rPr>
+                <w:rFonts w:ascii="Arial" w:cs="Arial" w:eastAsia="Arial" w:hAnsi="Arial"/>
+                <w:sz w:val="20"/>
+                <w:szCs w:val="20"/>
+              </w:rPr>
+              <w:br/>
+              <w:t xml:space="preserve"/>
+            </w:r>
+            <w:r>
+              <w:rPr>
+                <w:rFonts w:ascii="Arial" w:cs="Arial" w:eastAsia="Arial" w:hAnsi="Arial"/>
+                <w:b w:val="false"/>
+                <w:bCs w:val="false"/>
+                <w:i/>
+                <w:iCs/>
+                <w:color w:val="555555"/>
+                <w:sz w:val="20"/>
+                <w:szCs w:val="20"/>
+              </w:rPr>
               <w:t xml:space="preserve">→ 3–2–1: Name 3 things learned, 2 new vocab words, 1 question you still have.</w:t>
             </w:r>
           </w:p>
@@ -786,6 +1311,1645 @@
     <w:p>
       <w:pPr>
         <w:spacing w:after="200"/>
+      </w:pPr>
+    </w:p>
+    <w:p>
+      <w:pPr>
+        <w:pBdr>
+          <w:bottom w:val="single" w:color="1B7A4A" w:sz="4" w:space="4"/>
+        </w:pBdr>
+        <w:spacing w:after="100" w:before="120"/>
+      </w:pPr>
+      <w:r>
+        <w:rPr>
+          <w:rFonts w:ascii="Arial" w:cs="Arial" w:eastAsia="Arial" w:hAnsi="Arial"/>
+          <w:b/>
+          <w:bCs/>
+          <w:color w:val="1B7A4A"/>
+          <w:sz w:val="24"/>
+          <w:szCs w:val="24"/>
+        </w:rPr>
+        <w:t xml:space="preserve">Key Concepts</w:t>
+      </w:r>
+    </w:p>
+    <w:p>
+      <w:pPr>
+        <w:spacing w:after="60"/>
+      </w:pPr>
+      <w:r>
+        <w:rPr>
+          <w:rFonts w:ascii="Arial" w:cs="Arial" w:eastAsia="Arial" w:hAnsi="Arial"/>
+          <w:sz w:val="20"/>
+          <w:szCs w:val="20"/>
+        </w:rPr>
+        <w:t xml:space="preserve">Tomorrow and the next day, you present. Today is dress rehearsal. You'll practice your demo, get feedback, and make last-minute improvements. By end of day, you'll feel confident and polished.</w:t>
+      </w:r>
+    </w:p>
+    <w:p>
+      <w:pPr>
+        <w:spacing w:after="60"/>
+      </w:pPr>
+      <w:r>
+        <w:rPr>
+          <w:rFonts w:ascii="Arial" w:cs="Arial" w:eastAsia="Arial" w:hAnsi="Arial"/>
+          <w:sz w:val="20"/>
+          <w:szCs w:val="20"/>
+        </w:rPr>
+        <w:t xml:space="preserve">Minutes 0-10: Presentation Expectations</w:t>
+      </w:r>
+    </w:p>
+    <w:p>
+      <w:pPr>
+        <w:spacing w:after="60"/>
+        <w:ind w:left="360"/>
+      </w:pPr>
+      <w:r>
+        <w:rPr>
+          <w:rFonts w:ascii="Arial" w:cs="Arial" w:eastAsia="Arial" w:hAnsi="Arial"/>
+          <w:sz w:val="20"/>
+          <w:szCs w:val="20"/>
+        </w:rPr>
+        <w:t xml:space="preserve">• </w:t>
+      </w:r>
+      <w:r>
+        <w:rPr>
+          <w:rFonts w:ascii="Arial" w:cs="Arial" w:eastAsia="Arial" w:hAnsi="Arial"/>
+          <w:sz w:val="20"/>
+          <w:szCs w:val="20"/>
+        </w:rPr>
+        <w:t xml:space="preserve">Teacher: intro to capstone presentations (5–7 minutes, followed by Q&amp;A)</w:t>
+      </w:r>
+    </w:p>
+    <w:p>
+      <w:pPr>
+        <w:spacing w:after="60"/>
+        <w:ind w:left="360"/>
+      </w:pPr>
+      <w:r>
+        <w:rPr>
+          <w:rFonts w:ascii="Arial" w:cs="Arial" w:eastAsia="Arial" w:hAnsi="Arial"/>
+          <w:sz w:val="20"/>
+          <w:szCs w:val="20"/>
+        </w:rPr>
+        <w:t xml:space="preserve">• </w:t>
+      </w:r>
+      <w:r>
+        <w:rPr>
+          <w:rFonts w:ascii="Arial" w:cs="Arial" w:eastAsia="Arial" w:hAnsi="Arial"/>
+          <w:sz w:val="20"/>
+          <w:szCs w:val="20"/>
+        </w:rPr>
+        <w:t xml:space="preserve">Format: live demo of working app (preferred) OR slides + code walkthrough</w:t>
+      </w:r>
+    </w:p>
+    <w:p>
+      <w:pPr>
+        <w:spacing w:after="60"/>
+        <w:ind w:left="360"/>
+      </w:pPr>
+      <w:r>
+        <w:rPr>
+          <w:rFonts w:ascii="Arial" w:cs="Arial" w:eastAsia="Arial" w:hAnsi="Arial"/>
+          <w:sz w:val="20"/>
+          <w:szCs w:val="20"/>
+        </w:rPr>
+        <w:t xml:space="preserve">• </w:t>
+      </w:r>
+      <w:r>
+        <w:rPr>
+          <w:rFonts w:ascii="Arial" w:cs="Arial" w:eastAsia="Arial" w:hAnsi="Arial"/>
+          <w:sz w:val="20"/>
+          <w:szCs w:val="20"/>
+        </w:rPr>
+        <w:t xml:space="preserve">What evaluators are looking for: clear communication, understanding of code, ability to answer questions</w:t>
+      </w:r>
+    </w:p>
+    <w:p>
+      <w:pPr>
+        <w:spacing w:after="60"/>
+        <w:ind w:left="360"/>
+      </w:pPr>
+      <w:r>
+        <w:rPr>
+          <w:rFonts w:ascii="Arial" w:cs="Arial" w:eastAsia="Arial" w:hAnsi="Arial"/>
+          <w:sz w:val="20"/>
+          <w:szCs w:val="20"/>
+        </w:rPr>
+        <w:t xml:space="preserve">• </w:t>
+      </w:r>
+      <w:r>
+        <w:rPr>
+          <w:rFonts w:ascii="Arial" w:cs="Arial" w:eastAsia="Arial" w:hAnsi="Arial"/>
+          <w:sz w:val="20"/>
+          <w:szCs w:val="20"/>
+        </w:rPr>
+        <w:t xml:space="preserve">Ground rules: kind, respectful feedback</w:t>
+      </w:r>
+    </w:p>
+    <w:p>
+      <w:pPr>
+        <w:spacing w:after="60"/>
+      </w:pPr>
+      <w:r>
+        <w:rPr>
+          <w:rFonts w:ascii="Arial" w:cs="Arial" w:eastAsia="Arial" w:hAnsi="Arial"/>
+          <w:sz w:val="20"/>
+          <w:szCs w:val="20"/>
+        </w:rPr>
+        <w:t xml:space="preserve">Minutes 10-50: Practice &amp; Peer Feedback (8 min per student)</w:t>
+      </w:r>
+    </w:p>
+    <w:p>
+      <w:pPr>
+        <w:spacing w:after="60"/>
+      </w:pPr>
+      <w:r>
+        <w:rPr>
+          <w:rFonts w:ascii="Arial" w:cs="Arial" w:eastAsia="Arial" w:hAnsi="Arial"/>
+          <w:sz w:val="20"/>
+          <w:szCs w:val="20"/>
+        </w:rPr>
+        <w:t xml:space="preserve">For each student:</w:t>
+      </w:r>
+    </w:p>
+    <w:p>
+      <w:pPr>
+        <w:spacing w:after="60"/>
+      </w:pPr>
+      <w:r>
+        <w:rPr>
+          <w:rFonts w:ascii="Arial" w:cs="Arial" w:eastAsia="Arial" w:hAnsi="Arial"/>
+          <w:sz w:val="20"/>
+          <w:szCs w:val="20"/>
+        </w:rPr>
+        <w:t xml:space="preserve">1. Student gives 5–7 minute presentation (demo or slides)</w:t>
+      </w:r>
+    </w:p>
+    <w:p>
+      <w:pPr>
+        <w:spacing w:after="60"/>
+      </w:pPr>
+      <w:r>
+        <w:rPr>
+          <w:rFonts w:ascii="Arial" w:cs="Arial" w:eastAsia="Arial" w:hAnsi="Arial"/>
+          <w:sz w:val="20"/>
+          <w:szCs w:val="20"/>
+        </w:rPr>
+        <w:t xml:space="preserve">2. Peer observers fill out Presentation Feedback Form (see below)</w:t>
+      </w:r>
+    </w:p>
+    <w:p>
+      <w:pPr>
+        <w:spacing w:after="60"/>
+      </w:pPr>
+      <w:r>
+        <w:rPr>
+          <w:rFonts w:ascii="Arial" w:cs="Arial" w:eastAsia="Arial" w:hAnsi="Arial"/>
+          <w:sz w:val="20"/>
+          <w:szCs w:val="20"/>
+        </w:rPr>
+        <w:t xml:space="preserve">3. Brief discussion (1 min): what worked? What could improve?</w:t>
+      </w:r>
+    </w:p>
+    <w:p>
+      <w:pPr>
+        <w:spacing w:after="60"/>
+      </w:pPr>
+      <w:r>
+        <w:rPr>
+          <w:rFonts w:ascii="Arial" w:cs="Arial" w:eastAsia="Arial" w:hAnsi="Arial"/>
+          <w:sz w:val="20"/>
+          <w:szCs w:val="20"/>
+        </w:rPr>
+        <w:t xml:space="preserve">4. Student notes feedback for final polish</w:t>
+      </w:r>
+    </w:p>
+    <w:p>
+      <w:pPr>
+        <w:spacing w:after="60"/>
+      </w:pPr>
+      <w:r>
+        <w:rPr>
+          <w:rFonts w:ascii="Arial" w:cs="Arial" w:eastAsia="Arial" w:hAnsi="Arial"/>
+          <w:sz w:val="20"/>
+          <w:szCs w:val="20"/>
+        </w:rPr>
+        <w:t xml:space="preserve">Minutes 50-55: Final Adjustments</w:t>
+      </w:r>
+    </w:p>
+    <w:p>
+      <w:pPr>
+        <w:spacing w:after="60"/>
+        <w:ind w:left="360"/>
+      </w:pPr>
+      <w:r>
+        <w:rPr>
+          <w:rFonts w:ascii="Arial" w:cs="Arial" w:eastAsia="Arial" w:hAnsi="Arial"/>
+          <w:sz w:val="20"/>
+          <w:szCs w:val="20"/>
+        </w:rPr>
+        <w:t xml:space="preserve">• </w:t>
+      </w:r>
+      <w:r>
+        <w:rPr>
+          <w:rFonts w:ascii="Arial" w:cs="Arial" w:eastAsia="Arial" w:hAnsi="Arial"/>
+          <w:sz w:val="20"/>
+          <w:szCs w:val="20"/>
+        </w:rPr>
+        <w:t xml:space="preserve">Note feedback</w:t>
+      </w:r>
+    </w:p>
+    <w:p>
+      <w:pPr>
+        <w:spacing w:after="60"/>
+        <w:ind w:left="360"/>
+      </w:pPr>
+      <w:r>
+        <w:rPr>
+          <w:rFonts w:ascii="Arial" w:cs="Arial" w:eastAsia="Arial" w:hAnsi="Arial"/>
+          <w:sz w:val="20"/>
+          <w:szCs w:val="20"/>
+        </w:rPr>
+        <w:t xml:space="preserve">• </w:t>
+      </w:r>
+      <w:r>
+        <w:rPr>
+          <w:rFonts w:ascii="Arial" w:cs="Arial" w:eastAsia="Arial" w:hAnsi="Arial"/>
+          <w:sz w:val="20"/>
+          <w:szCs w:val="20"/>
+        </w:rPr>
+        <w:t xml:space="preserve">Make quick improvements (clarify demo points, fix timing, practice tricky transitions)</w:t>
+      </w:r>
+    </w:p>
+    <w:p>
+      <w:pPr>
+        <w:spacing w:after="60"/>
+        <w:ind w:left="360"/>
+      </w:pPr>
+      <w:r>
+        <w:rPr>
+          <w:rFonts w:ascii="Arial" w:cs="Arial" w:eastAsia="Arial" w:hAnsi="Arial"/>
+          <w:sz w:val="20"/>
+          <w:szCs w:val="20"/>
+        </w:rPr>
+        <w:t xml:space="preserve">• </w:t>
+      </w:r>
+      <w:r>
+        <w:rPr>
+          <w:rFonts w:ascii="Arial" w:cs="Arial" w:eastAsia="Arial" w:hAnsi="Arial"/>
+          <w:sz w:val="20"/>
+          <w:szCs w:val="20"/>
+        </w:rPr>
+        <w:t xml:space="preserve">Rest and prepare for presentations tomorrow</w:t>
+      </w:r>
+    </w:p>
+    <w:p>
+      <w:pPr>
+        <w:spacing w:after="60"/>
+      </w:pPr>
+      <w:r>
+        <w:rPr>
+          <w:rFonts w:ascii="Arial" w:cs="Arial" w:eastAsia="Arial" w:hAnsi="Arial"/>
+          <w:sz w:val="20"/>
+          <w:szCs w:val="20"/>
+        </w:rPr>
+        <w:t xml:space="preserve">Presenter Name: ________________</w:t>
+      </w:r>
+    </w:p>
+    <w:p>
+      <w:pPr>
+        <w:spacing w:after="60"/>
+      </w:pPr>
+      <w:r>
+        <w:rPr>
+          <w:rFonts w:ascii="Arial" w:cs="Arial" w:eastAsia="Arial" w:hAnsi="Arial"/>
+          <w:sz w:val="20"/>
+          <w:szCs w:val="20"/>
+        </w:rPr>
+        <w:t xml:space="preserve">Date: ________________</w:t>
+      </w:r>
+    </w:p>
+    <w:p>
+      <w:pPr>
+        <w:spacing w:after="60"/>
+      </w:pPr>
+      <w:r>
+        <w:rPr>
+          <w:rFonts w:ascii="Arial" w:cs="Arial" w:eastAsia="Arial" w:hAnsi="Arial"/>
+          <w:sz w:val="20"/>
+          <w:szCs w:val="20"/>
+        </w:rPr>
+        <w:t xml:space="preserve">Did you understand what the project does?</w:t>
+      </w:r>
+    </w:p>
+    <w:p>
+      <w:pPr>
+        <w:spacing w:after="60"/>
+        <w:ind w:left="360"/>
+      </w:pPr>
+      <w:r>
+        <w:rPr>
+          <w:rFonts w:ascii="Arial" w:cs="Arial" w:eastAsia="Arial" w:hAnsi="Arial"/>
+          <w:sz w:val="20"/>
+          <w:szCs w:val="20"/>
+        </w:rPr>
+        <w:t xml:space="preserve">• </w:t>
+      </w:r>
+      <w:r>
+        <w:rPr>
+          <w:rFonts w:ascii="Arial" w:cs="Arial" w:eastAsia="Arial" w:hAnsi="Arial"/>
+          <w:sz w:val="20"/>
+          <w:szCs w:val="20"/>
+        </w:rPr>
+        <w:t xml:space="preserve">[ ] Yes, very clear</w:t>
+      </w:r>
+    </w:p>
+    <w:p>
+      <w:pPr>
+        <w:spacing w:after="60"/>
+        <w:ind w:left="360"/>
+      </w:pPr>
+      <w:r>
+        <w:rPr>
+          <w:rFonts w:ascii="Arial" w:cs="Arial" w:eastAsia="Arial" w:hAnsi="Arial"/>
+          <w:sz w:val="20"/>
+          <w:szCs w:val="20"/>
+        </w:rPr>
+        <w:t xml:space="preserve">• </w:t>
+      </w:r>
+      <w:r>
+        <w:rPr>
+          <w:rFonts w:ascii="Arial" w:cs="Arial" w:eastAsia="Arial" w:hAnsi="Arial"/>
+          <w:sz w:val="20"/>
+          <w:szCs w:val="20"/>
+        </w:rPr>
+        <w:t xml:space="preserve">[ ] Mostly clear</w:t>
+      </w:r>
+    </w:p>
+    <w:p>
+      <w:pPr>
+        <w:spacing w:after="60"/>
+        <w:ind w:left="360"/>
+      </w:pPr>
+      <w:r>
+        <w:rPr>
+          <w:rFonts w:ascii="Arial" w:cs="Arial" w:eastAsia="Arial" w:hAnsi="Arial"/>
+          <w:sz w:val="20"/>
+          <w:szCs w:val="20"/>
+        </w:rPr>
+        <w:t xml:space="preserve">• </w:t>
+      </w:r>
+      <w:r>
+        <w:rPr>
+          <w:rFonts w:ascii="Arial" w:cs="Arial" w:eastAsia="Arial" w:hAnsi="Arial"/>
+          <w:sz w:val="20"/>
+          <w:szCs w:val="20"/>
+        </w:rPr>
+        <w:t xml:space="preserve">[ ] Confused</w:t>
+      </w:r>
+    </w:p>
+    <w:p>
+      <w:pPr>
+        <w:spacing w:after="60"/>
+      </w:pPr>
+      <w:r>
+        <w:rPr>
+          <w:rFonts w:ascii="Arial" w:cs="Arial" w:eastAsia="Arial" w:hAnsi="Arial"/>
+          <w:sz w:val="20"/>
+          <w:szCs w:val="20"/>
+        </w:rPr>
+        <w:t xml:space="preserve">What was most clearly explained?</w:t>
+      </w:r>
+    </w:p>
+    <w:p>
+      <w:pPr>
+        <w:spacing w:after="60"/>
+      </w:pPr>
+      <w:r>
+        <w:rPr>
+          <w:rFonts w:ascii="Arial" w:cs="Arial" w:eastAsia="Arial" w:hAnsi="Arial"/>
+          <w:sz w:val="20"/>
+          <w:szCs w:val="20"/>
+        </w:rPr>
+        <w:t xml:space="preserve">________________</w:t>
+      </w:r>
+    </w:p>
+    <w:p>
+      <w:pPr>
+        <w:spacing w:after="60"/>
+      </w:pPr>
+      <w:r>
+        <w:rPr>
+          <w:rFonts w:ascii="Arial" w:cs="Arial" w:eastAsia="Arial" w:hAnsi="Arial"/>
+          <w:sz w:val="20"/>
+          <w:szCs w:val="20"/>
+        </w:rPr>
+        <w:t xml:space="preserve">What was confusing?</w:t>
+      </w:r>
+    </w:p>
+    <w:p>
+      <w:pPr>
+        <w:spacing w:after="60"/>
+      </w:pPr>
+      <w:r>
+        <w:rPr>
+          <w:rFonts w:ascii="Arial" w:cs="Arial" w:eastAsia="Arial" w:hAnsi="Arial"/>
+          <w:sz w:val="20"/>
+          <w:szCs w:val="20"/>
+        </w:rPr>
+        <w:t xml:space="preserve">________________</w:t>
+      </w:r>
+    </w:p>
+    <w:p>
+      <w:pPr>
+        <w:spacing w:after="60"/>
+      </w:pPr>
+      <w:r>
+        <w:rPr>
+          <w:rFonts w:ascii="Arial" w:cs="Arial" w:eastAsia="Arial" w:hAnsi="Arial"/>
+          <w:sz w:val="20"/>
+          <w:szCs w:val="20"/>
+        </w:rPr>
+        <w:t xml:space="preserve">Which features did the presenter demo?</w:t>
+      </w:r>
+    </w:p>
+    <w:p>
+      <w:pPr>
+        <w:spacing w:after="60"/>
+        <w:ind w:left="360"/>
+      </w:pPr>
+      <w:r>
+        <w:rPr>
+          <w:rFonts w:ascii="Arial" w:cs="Arial" w:eastAsia="Arial" w:hAnsi="Arial"/>
+          <w:sz w:val="20"/>
+          <w:szCs w:val="20"/>
+        </w:rPr>
+        <w:t xml:space="preserve">• </w:t>
+      </w:r>
+      <w:r>
+        <w:rPr>
+          <w:rFonts w:ascii="Arial" w:cs="Arial" w:eastAsia="Arial" w:hAnsi="Arial"/>
+          <w:sz w:val="20"/>
+          <w:szCs w:val="20"/>
+        </w:rPr>
+        <w:t xml:space="preserve">[ ]</w:t>
+      </w:r>
+    </w:p>
+    <w:p>
+      <w:pPr>
+        <w:spacing w:after="60"/>
+        <w:ind w:left="360"/>
+      </w:pPr>
+      <w:r>
+        <w:rPr>
+          <w:rFonts w:ascii="Arial" w:cs="Arial" w:eastAsia="Arial" w:hAnsi="Arial"/>
+          <w:sz w:val="20"/>
+          <w:szCs w:val="20"/>
+        </w:rPr>
+        <w:t xml:space="preserve">• </w:t>
+      </w:r>
+      <w:r>
+        <w:rPr>
+          <w:rFonts w:ascii="Arial" w:cs="Arial" w:eastAsia="Arial" w:hAnsi="Arial"/>
+          <w:sz w:val="20"/>
+          <w:szCs w:val="20"/>
+        </w:rPr>
+        <w:t xml:space="preserve">[ ]</w:t>
+      </w:r>
+    </w:p>
+    <w:p>
+      <w:pPr>
+        <w:spacing w:after="60"/>
+        <w:ind w:left="360"/>
+      </w:pPr>
+      <w:r>
+        <w:rPr>
+          <w:rFonts w:ascii="Arial" w:cs="Arial" w:eastAsia="Arial" w:hAnsi="Arial"/>
+          <w:sz w:val="20"/>
+          <w:szCs w:val="20"/>
+        </w:rPr>
+        <w:t xml:space="preserve">• </w:t>
+      </w:r>
+      <w:r>
+        <w:rPr>
+          <w:rFonts w:ascii="Arial" w:cs="Arial" w:eastAsia="Arial" w:hAnsi="Arial"/>
+          <w:sz w:val="20"/>
+          <w:szCs w:val="20"/>
+        </w:rPr>
+        <w:t xml:space="preserve">[ ]</w:t>
+      </w:r>
+    </w:p>
+    <w:p>
+      <w:pPr>
+        <w:spacing w:after="60"/>
+      </w:pPr>
+      <w:r>
+        <w:rPr>
+          <w:rFonts w:ascii="Arial" w:cs="Arial" w:eastAsia="Arial" w:hAnsi="Arial"/>
+          <w:sz w:val="20"/>
+          <w:szCs w:val="20"/>
+        </w:rPr>
+        <w:t xml:space="preserve">Did the code work without crashing?</w:t>
+      </w:r>
+    </w:p>
+    <w:p>
+      <w:pPr>
+        <w:spacing w:after="60"/>
+        <w:ind w:left="360"/>
+      </w:pPr>
+      <w:r>
+        <w:rPr>
+          <w:rFonts w:ascii="Arial" w:cs="Arial" w:eastAsia="Arial" w:hAnsi="Arial"/>
+          <w:sz w:val="20"/>
+          <w:szCs w:val="20"/>
+        </w:rPr>
+        <w:t xml:space="preserve">• </w:t>
+      </w:r>
+      <w:r>
+        <w:rPr>
+          <w:rFonts w:ascii="Arial" w:cs="Arial" w:eastAsia="Arial" w:hAnsi="Arial"/>
+          <w:sz w:val="20"/>
+          <w:szCs w:val="20"/>
+        </w:rPr>
+        <w:t xml:space="preserve">[ ] Yes</w:t>
+      </w:r>
+    </w:p>
+    <w:p>
+      <w:pPr>
+        <w:spacing w:after="60"/>
+        <w:ind w:left="360"/>
+      </w:pPr>
+      <w:r>
+        <w:rPr>
+          <w:rFonts w:ascii="Arial" w:cs="Arial" w:eastAsia="Arial" w:hAnsi="Arial"/>
+          <w:sz w:val="20"/>
+          <w:szCs w:val="20"/>
+        </w:rPr>
+        <w:t xml:space="preserve">• </w:t>
+      </w:r>
+      <w:r>
+        <w:rPr>
+          <w:rFonts w:ascii="Arial" w:cs="Arial" w:eastAsia="Arial" w:hAnsi="Arial"/>
+          <w:sz w:val="20"/>
+          <w:szCs w:val="20"/>
+        </w:rPr>
+        <w:t xml:space="preserve">[ ] Mostly (minor glitch)</w:t>
+      </w:r>
+    </w:p>
+    <w:p>
+      <w:pPr>
+        <w:spacing w:after="60"/>
+        <w:ind w:left="360"/>
+      </w:pPr>
+      <w:r>
+        <w:rPr>
+          <w:rFonts w:ascii="Arial" w:cs="Arial" w:eastAsia="Arial" w:hAnsi="Arial"/>
+          <w:sz w:val="20"/>
+          <w:szCs w:val="20"/>
+        </w:rPr>
+        <w:t xml:space="preserve">• </w:t>
+      </w:r>
+      <w:r>
+        <w:rPr>
+          <w:rFonts w:ascii="Arial" w:cs="Arial" w:eastAsia="Arial" w:hAnsi="Arial"/>
+          <w:sz w:val="20"/>
+          <w:szCs w:val="20"/>
+        </w:rPr>
+        <w:t xml:space="preserve">[ ] No</w:t>
+      </w:r>
+    </w:p>
+    <w:p>
+      <w:pPr>
+        <w:spacing w:after="60"/>
+      </w:pPr>
+      <w:r>
+        <w:rPr>
+          <w:rFonts w:ascii="Arial" w:cs="Arial" w:eastAsia="Arial" w:hAnsi="Arial"/>
+          <w:sz w:val="20"/>
+          <w:szCs w:val="20"/>
+        </w:rPr>
+        <w:t xml:space="preserve">Did the presenter speak clearly and confidently?</w:t>
+      </w:r>
+    </w:p>
+    <w:p>
+      <w:pPr>
+        <w:spacing w:after="60"/>
+        <w:ind w:left="360"/>
+      </w:pPr>
+      <w:r>
+        <w:rPr>
+          <w:rFonts w:ascii="Arial" w:cs="Arial" w:eastAsia="Arial" w:hAnsi="Arial"/>
+          <w:sz w:val="20"/>
+          <w:szCs w:val="20"/>
+        </w:rPr>
+        <w:t xml:space="preserve">• </w:t>
+      </w:r>
+      <w:r>
+        <w:rPr>
+          <w:rFonts w:ascii="Arial" w:cs="Arial" w:eastAsia="Arial" w:hAnsi="Arial"/>
+          <w:sz w:val="20"/>
+          <w:szCs w:val="20"/>
+        </w:rPr>
+        <w:t xml:space="preserve">[ ] Yes</w:t>
+      </w:r>
+    </w:p>
+    <w:p>
+      <w:pPr>
+        <w:spacing w:after="60"/>
+        <w:ind w:left="360"/>
+      </w:pPr>
+      <w:r>
+        <w:rPr>
+          <w:rFonts w:ascii="Arial" w:cs="Arial" w:eastAsia="Arial" w:hAnsi="Arial"/>
+          <w:sz w:val="20"/>
+          <w:szCs w:val="20"/>
+        </w:rPr>
+        <w:t xml:space="preserve">• </w:t>
+      </w:r>
+      <w:r>
+        <w:rPr>
+          <w:rFonts w:ascii="Arial" w:cs="Arial" w:eastAsia="Arial" w:hAnsi="Arial"/>
+          <w:sz w:val="20"/>
+          <w:szCs w:val="20"/>
+        </w:rPr>
+        <w:t xml:space="preserve">[ ] Mostly</w:t>
+      </w:r>
+    </w:p>
+    <w:p>
+      <w:pPr>
+        <w:spacing w:after="60"/>
+        <w:ind w:left="360"/>
+      </w:pPr>
+      <w:r>
+        <w:rPr>
+          <w:rFonts w:ascii="Arial" w:cs="Arial" w:eastAsia="Arial" w:hAnsi="Arial"/>
+          <w:sz w:val="20"/>
+          <w:szCs w:val="20"/>
+        </w:rPr>
+        <w:t xml:space="preserve">• </w:t>
+      </w:r>
+      <w:r>
+        <w:rPr>
+          <w:rFonts w:ascii="Arial" w:cs="Arial" w:eastAsia="Arial" w:hAnsi="Arial"/>
+          <w:sz w:val="20"/>
+          <w:szCs w:val="20"/>
+        </w:rPr>
+        <w:t xml:space="preserve">[ ] Could improve</w:t>
+      </w:r>
+    </w:p>
+    <w:p>
+      <w:pPr>
+        <w:spacing w:after="60"/>
+      </w:pPr>
+      <w:r>
+        <w:rPr>
+          <w:rFonts w:ascii="Arial" w:cs="Arial" w:eastAsia="Arial" w:hAnsi="Arial"/>
+          <w:sz w:val="20"/>
+          <w:szCs w:val="20"/>
+        </w:rPr>
+        <w:t xml:space="preserve">Did the presenter explain their design/architecture?</w:t>
+      </w:r>
+    </w:p>
+    <w:p>
+      <w:pPr>
+        <w:spacing w:after="60"/>
+        <w:ind w:left="360"/>
+      </w:pPr>
+      <w:r>
+        <w:rPr>
+          <w:rFonts w:ascii="Arial" w:cs="Arial" w:eastAsia="Arial" w:hAnsi="Arial"/>
+          <w:sz w:val="20"/>
+          <w:szCs w:val="20"/>
+        </w:rPr>
+        <w:t xml:space="preserve">• </w:t>
+      </w:r>
+      <w:r>
+        <w:rPr>
+          <w:rFonts w:ascii="Arial" w:cs="Arial" w:eastAsia="Arial" w:hAnsi="Arial"/>
+          <w:sz w:val="20"/>
+          <w:szCs w:val="20"/>
+        </w:rPr>
+        <w:t xml:space="preserve">[ ] Yes, clear explanation</w:t>
+      </w:r>
+    </w:p>
+    <w:p>
+      <w:pPr>
+        <w:spacing w:after="60"/>
+        <w:ind w:left="360"/>
+      </w:pPr>
+      <w:r>
+        <w:rPr>
+          <w:rFonts w:ascii="Arial" w:cs="Arial" w:eastAsia="Arial" w:hAnsi="Arial"/>
+          <w:sz w:val="20"/>
+          <w:szCs w:val="20"/>
+        </w:rPr>
+        <w:t xml:space="preserve">• </w:t>
+      </w:r>
+      <w:r>
+        <w:rPr>
+          <w:rFonts w:ascii="Arial" w:cs="Arial" w:eastAsia="Arial" w:hAnsi="Arial"/>
+          <w:sz w:val="20"/>
+          <w:szCs w:val="20"/>
+        </w:rPr>
+        <w:t xml:space="preserve">[ ] Somewhat</w:t>
+      </w:r>
+    </w:p>
+    <w:p>
+      <w:pPr>
+        <w:spacing w:after="60"/>
+        <w:ind w:left="360"/>
+      </w:pPr>
+      <w:r>
+        <w:rPr>
+          <w:rFonts w:ascii="Arial" w:cs="Arial" w:eastAsia="Arial" w:hAnsi="Arial"/>
+          <w:sz w:val="20"/>
+          <w:szCs w:val="20"/>
+        </w:rPr>
+        <w:t xml:space="preserve">• </w:t>
+      </w:r>
+      <w:r>
+        <w:rPr>
+          <w:rFonts w:ascii="Arial" w:cs="Arial" w:eastAsia="Arial" w:hAnsi="Arial"/>
+          <w:sz w:val="20"/>
+          <w:szCs w:val="20"/>
+        </w:rPr>
+        <w:t xml:space="preserve">[ ] Not really</w:t>
+      </w:r>
+    </w:p>
+    <w:p>
+      <w:pPr>
+        <w:spacing w:after="60"/>
+      </w:pPr>
+      <w:r>
+        <w:rPr>
+          <w:rFonts w:ascii="Arial" w:cs="Arial" w:eastAsia="Arial" w:hAnsi="Arial"/>
+          <w:sz w:val="20"/>
+          <w:szCs w:val="20"/>
+        </w:rPr>
+        <w:t xml:space="preserve">1. ________________</w:t>
+      </w:r>
+    </w:p>
+    <w:p>
+      <w:pPr>
+        <w:spacing w:after="60"/>
+      </w:pPr>
+      <w:r>
+        <w:rPr>
+          <w:rFonts w:ascii="Arial" w:cs="Arial" w:eastAsia="Arial" w:hAnsi="Arial"/>
+          <w:sz w:val="20"/>
+          <w:szCs w:val="20"/>
+        </w:rPr>
+        <w:t xml:space="preserve">2. ________________</w:t>
+      </w:r>
+    </w:p>
+    <w:p>
+      <w:pPr>
+        <w:spacing w:after="60"/>
+      </w:pPr>
+      <w:r>
+        <w:rPr>
+          <w:rFonts w:ascii="Arial" w:cs="Arial" w:eastAsia="Arial" w:hAnsi="Arial"/>
+          <w:sz w:val="20"/>
+          <w:szCs w:val="20"/>
+        </w:rPr>
+        <w:t xml:space="preserve">1. ________________</w:t>
+      </w:r>
+    </w:p>
+    <w:p>
+      <w:pPr>
+        <w:spacing w:after="60"/>
+      </w:pPr>
+      <w:r>
+        <w:rPr>
+          <w:rFonts w:ascii="Arial" w:cs="Arial" w:eastAsia="Arial" w:hAnsi="Arial"/>
+          <w:sz w:val="20"/>
+          <w:szCs w:val="20"/>
+        </w:rPr>
+        <w:t xml:space="preserve">2. ________________</w:t>
+      </w:r>
+    </w:p>
+    <w:p>
+      <w:pPr>
+        <w:spacing w:after="60"/>
+      </w:pPr>
+      <w:r>
+        <w:rPr>
+          <w:rFonts w:ascii="Arial" w:cs="Arial" w:eastAsia="Arial" w:hAnsi="Arial"/>
+          <w:sz w:val="20"/>
+          <w:szCs w:val="20"/>
+        </w:rPr>
+        <w:t xml:space="preserve">________________</w:t>
+      </w:r>
+    </w:p>
+    <w:p>
+      <w:pPr>
+        <w:spacing w:after="60"/>
+      </w:pPr>
+      <w:r>
+        <w:rPr>
+          <w:rFonts w:ascii="Arial" w:cs="Arial" w:eastAsia="Arial" w:hAnsi="Arial"/>
+          <w:sz w:val="20"/>
+          <w:szCs w:val="20"/>
+        </w:rPr>
+        <w:t xml:space="preserve">Choose what works best for you:</w:t>
+      </w:r>
+    </w:p>
+    <w:p>
+      <w:pPr>
+        <w:spacing w:after="60"/>
+        <w:ind w:left="360"/>
+      </w:pPr>
+      <w:r>
+        <w:rPr>
+          <w:rFonts w:ascii="Arial" w:cs="Arial" w:eastAsia="Arial" w:hAnsi="Arial"/>
+          <w:sz w:val="20"/>
+          <w:szCs w:val="20"/>
+        </w:rPr>
+        <w:t xml:space="preserve">• </w:t>
+      </w:r>
+      <w:r>
+        <w:rPr>
+          <w:rFonts w:ascii="Arial" w:cs="Arial" w:eastAsia="Arial" w:hAnsi="Arial"/>
+          <w:sz w:val="20"/>
+          <w:szCs w:val="20"/>
+        </w:rPr>
+        <w:t xml:space="preserve">Run your app on the projector</w:t>
+      </w:r>
+    </w:p>
+    <w:p>
+      <w:pPr>
+        <w:spacing w:after="60"/>
+        <w:ind w:left="360"/>
+      </w:pPr>
+      <w:r>
+        <w:rPr>
+          <w:rFonts w:ascii="Arial" w:cs="Arial" w:eastAsia="Arial" w:hAnsi="Arial"/>
+          <w:sz w:val="20"/>
+          <w:szCs w:val="20"/>
+        </w:rPr>
+        <w:t xml:space="preserve">• </w:t>
+      </w:r>
+      <w:r>
+        <w:rPr>
+          <w:rFonts w:ascii="Arial" w:cs="Arial" w:eastAsia="Arial" w:hAnsi="Arial"/>
+          <w:sz w:val="20"/>
+          <w:szCs w:val="20"/>
+        </w:rPr>
+        <w:t xml:space="preserve">Walk through features as you use them</w:t>
+      </w:r>
+    </w:p>
+    <w:p>
+      <w:pPr>
+        <w:spacing w:after="60"/>
+        <w:ind w:left="360"/>
+      </w:pPr>
+      <w:r>
+        <w:rPr>
+          <w:rFonts w:ascii="Arial" w:cs="Arial" w:eastAsia="Arial" w:hAnsi="Arial"/>
+          <w:sz w:val="20"/>
+          <w:szCs w:val="20"/>
+        </w:rPr>
+        <w:t xml:space="preserve">• </w:t>
+      </w:r>
+      <w:r>
+        <w:rPr>
+          <w:rFonts w:ascii="Arial" w:cs="Arial" w:eastAsia="Arial" w:hAnsi="Arial"/>
+          <w:sz w:val="20"/>
+          <w:szCs w:val="20"/>
+        </w:rPr>
+        <w:t xml:space="preserve">More engaging, shows it really works</w:t>
+      </w:r>
+    </w:p>
+    <w:p>
+      <w:pPr>
+        <w:spacing w:after="60"/>
+        <w:ind w:left="360"/>
+      </w:pPr>
+      <w:r>
+        <w:rPr>
+          <w:rFonts w:ascii="Arial" w:cs="Arial" w:eastAsia="Arial" w:hAnsi="Arial"/>
+          <w:sz w:val="20"/>
+          <w:szCs w:val="20"/>
+        </w:rPr>
+        <w:t xml:space="preserve">• </w:t>
+      </w:r>
+      <w:r>
+        <w:rPr>
+          <w:rFonts w:ascii="Arial" w:cs="Arial" w:eastAsia="Arial" w:hAnsi="Arial"/>
+          <w:sz w:val="20"/>
+          <w:szCs w:val="20"/>
+        </w:rPr>
+        <w:t xml:space="preserve">Risk: something might crash (have backup plan)</w:t>
+      </w:r>
+    </w:p>
+    <w:p>
+      <w:pPr>
+        <w:spacing w:after="60"/>
+      </w:pPr>
+      <w:r>
+        <w:rPr>
+          <w:rFonts w:ascii="Arial" w:cs="Arial" w:eastAsia="Arial" w:hAnsi="Arial"/>
+          <w:sz w:val="20"/>
+          <w:szCs w:val="20"/>
+        </w:rPr>
+        <w:t xml:space="preserve">Structure:</w:t>
+      </w:r>
+    </w:p>
+    <w:p>
+      <w:pPr>
+        <w:spacing w:after="60"/>
+      </w:pPr>
+      <w:r>
+        <w:rPr>
+          <w:rFonts w:ascii="Arial" w:cs="Arial" w:eastAsia="Arial" w:hAnsi="Arial"/>
+          <w:sz w:val="20"/>
+          <w:szCs w:val="20"/>
+        </w:rPr>
+        <w:t xml:space="preserve">1. Intro (30 sec): "I built X. Here's what it does."</w:t>
+      </w:r>
+    </w:p>
+    <w:p>
+      <w:pPr>
+        <w:spacing w:after="60"/>
+      </w:pPr>
+      <w:r>
+        <w:rPr>
+          <w:rFonts w:ascii="Arial" w:cs="Arial" w:eastAsia="Arial" w:hAnsi="Arial"/>
+          <w:sz w:val="20"/>
+          <w:szCs w:val="20"/>
+        </w:rPr>
+        <w:t xml:space="preserve">2. Demo (4–5 min): Show key features</w:t>
+      </w:r>
+    </w:p>
+    <w:p>
+      <w:pPr>
+        <w:spacing w:after="60"/>
+      </w:pPr>
+      <w:r>
+        <w:rPr>
+          <w:rFonts w:ascii="Arial" w:cs="Arial" w:eastAsia="Arial" w:hAnsi="Arial"/>
+          <w:sz w:val="20"/>
+          <w:szCs w:val="20"/>
+        </w:rPr>
+        <w:t xml:space="preserve">3. Architecture (1 min): Briefly explain code structure</w:t>
+      </w:r>
+    </w:p>
+    <w:p>
+      <w:pPr>
+        <w:spacing w:after="60"/>
+      </w:pPr>
+      <w:r>
+        <w:rPr>
+          <w:rFonts w:ascii="Arial" w:cs="Arial" w:eastAsia="Arial" w:hAnsi="Arial"/>
+          <w:sz w:val="20"/>
+          <w:szCs w:val="20"/>
+        </w:rPr>
+        <w:t xml:space="preserve">4. Q&amp;A (remaining time): Answer questions</w:t>
+      </w:r>
+    </w:p>
+    <w:p>
+      <w:pPr>
+        <w:spacing w:after="60"/>
+        <w:ind w:left="360"/>
+      </w:pPr>
+      <w:r>
+        <w:rPr>
+          <w:rFonts w:ascii="Arial" w:cs="Arial" w:eastAsia="Arial" w:hAnsi="Arial"/>
+          <w:sz w:val="20"/>
+          <w:szCs w:val="20"/>
+        </w:rPr>
+        <w:t xml:space="preserve">• </w:t>
+      </w:r>
+      <w:r>
+        <w:rPr>
+          <w:rFonts w:ascii="Arial" w:cs="Arial" w:eastAsia="Arial" w:hAnsi="Arial"/>
+          <w:sz w:val="20"/>
+          <w:szCs w:val="20"/>
+        </w:rPr>
+        <w:t xml:space="preserve">Use slides to introduce project, show screenshots</w:t>
+      </w:r>
+    </w:p>
+    <w:p>
+      <w:pPr>
+        <w:spacing w:after="60"/>
+        <w:ind w:left="360"/>
+      </w:pPr>
+      <w:r>
+        <w:rPr>
+          <w:rFonts w:ascii="Arial" w:cs="Arial" w:eastAsia="Arial" w:hAnsi="Arial"/>
+          <w:sz w:val="20"/>
+          <w:szCs w:val="20"/>
+        </w:rPr>
+        <w:t xml:space="preserve">• </w:t>
+      </w:r>
+      <w:r>
+        <w:rPr>
+          <w:rFonts w:ascii="Arial" w:cs="Arial" w:eastAsia="Arial" w:hAnsi="Arial"/>
+          <w:sz w:val="20"/>
+          <w:szCs w:val="20"/>
+        </w:rPr>
+        <w:t xml:space="preserve">Walk through key code sections on screen</w:t>
+      </w:r>
+    </w:p>
+    <w:p>
+      <w:pPr>
+        <w:spacing w:after="60"/>
+        <w:ind w:left="360"/>
+      </w:pPr>
+      <w:r>
+        <w:rPr>
+          <w:rFonts w:ascii="Arial" w:cs="Arial" w:eastAsia="Arial" w:hAnsi="Arial"/>
+          <w:sz w:val="20"/>
+          <w:szCs w:val="20"/>
+        </w:rPr>
+        <w:t xml:space="preserve">• </w:t>
+      </w:r>
+      <w:r>
+        <w:rPr>
+          <w:rFonts w:ascii="Arial" w:cs="Arial" w:eastAsia="Arial" w:hAnsi="Arial"/>
+          <w:sz w:val="20"/>
+          <w:szCs w:val="20"/>
+        </w:rPr>
+        <w:t xml:space="preserve">Less risk of crashes; more controlled</w:t>
+      </w:r>
+    </w:p>
+    <w:p>
+      <w:pPr>
+        <w:spacing w:after="60"/>
+        <w:ind w:left="360"/>
+      </w:pPr>
+      <w:r>
+        <w:rPr>
+          <w:rFonts w:ascii="Arial" w:cs="Arial" w:eastAsia="Arial" w:hAnsi="Arial"/>
+          <w:sz w:val="20"/>
+          <w:szCs w:val="20"/>
+        </w:rPr>
+        <w:t xml:space="preserve">• </w:t>
+      </w:r>
+      <w:r>
+        <w:rPr>
+          <w:rFonts w:ascii="Arial" w:cs="Arial" w:eastAsia="Arial" w:hAnsi="Arial"/>
+          <w:sz w:val="20"/>
+          <w:szCs w:val="20"/>
+        </w:rPr>
+        <w:t xml:space="preserve">Less engaging but professional</w:t>
+      </w:r>
+    </w:p>
+    <w:p>
+      <w:pPr>
+        <w:spacing w:after="60"/>
+      </w:pPr>
+      <w:r>
+        <w:rPr>
+          <w:rFonts w:ascii="Arial" w:cs="Arial" w:eastAsia="Arial" w:hAnsi="Arial"/>
+          <w:sz w:val="20"/>
+          <w:szCs w:val="20"/>
+        </w:rPr>
+        <w:t xml:space="preserve">Structure:</w:t>
+      </w:r>
+    </w:p>
+    <w:p>
+      <w:pPr>
+        <w:spacing w:after="60"/>
+      </w:pPr>
+      <w:r>
+        <w:rPr>
+          <w:rFonts w:ascii="Arial" w:cs="Arial" w:eastAsia="Arial" w:hAnsi="Arial"/>
+          <w:sz w:val="20"/>
+          <w:szCs w:val="20"/>
+        </w:rPr>
+        <w:t xml:space="preserve">1. Title slide (project name, your name)</w:t>
+      </w:r>
+    </w:p>
+    <w:p>
+      <w:pPr>
+        <w:spacing w:after="60"/>
+      </w:pPr>
+      <w:r>
+        <w:rPr>
+          <w:rFonts w:ascii="Arial" w:cs="Arial" w:eastAsia="Arial" w:hAnsi="Arial"/>
+          <w:sz w:val="20"/>
+          <w:szCs w:val="20"/>
+        </w:rPr>
+        <w:t xml:space="preserve">2. Overview slide (what does it do, why you built it)</w:t>
+      </w:r>
+    </w:p>
+    <w:p>
+      <w:pPr>
+        <w:spacing w:after="60"/>
+      </w:pPr>
+      <w:r>
+        <w:rPr>
+          <w:rFonts w:ascii="Arial" w:cs="Arial" w:eastAsia="Arial" w:hAnsi="Arial"/>
+          <w:sz w:val="20"/>
+          <w:szCs w:val="20"/>
+        </w:rPr>
+        <w:t xml:space="preserve">3. Features slide (list of features with screenshots)</w:t>
+      </w:r>
+    </w:p>
+    <w:p>
+      <w:pPr>
+        <w:spacing w:after="60"/>
+      </w:pPr>
+      <w:r>
+        <w:rPr>
+          <w:rFonts w:ascii="Arial" w:cs="Arial" w:eastAsia="Arial" w:hAnsi="Arial"/>
+          <w:sz w:val="20"/>
+          <w:szCs w:val="20"/>
+        </w:rPr>
+        <w:t xml:space="preserve">4. Code walkthrough (show 2–3 key code examples)</w:t>
+      </w:r>
+    </w:p>
+    <w:p>
+      <w:pPr>
+        <w:spacing w:after="60"/>
+      </w:pPr>
+      <w:r>
+        <w:rPr>
+          <w:rFonts w:ascii="Arial" w:cs="Arial" w:eastAsia="Arial" w:hAnsi="Arial"/>
+          <w:sz w:val="20"/>
+          <w:szCs w:val="20"/>
+        </w:rPr>
+        <w:t xml:space="preserve">5. Results slide (final thoughts)</w:t>
+      </w:r>
+    </w:p>
+    <w:p>
+      <w:pPr>
+        <w:spacing w:after="60"/>
+      </w:pPr>
+      <w:r>
+        <w:rPr>
+          <w:rFonts w:ascii="Arial" w:cs="Arial" w:eastAsia="Arial" w:hAnsi="Arial"/>
+          <w:sz w:val="20"/>
+          <w:szCs w:val="20"/>
+        </w:rPr>
+        <w:t xml:space="preserve">6. Q&amp;A</w:t>
+      </w:r>
+    </w:p>
+    <w:p>
+      <w:pPr>
+        <w:spacing w:after="60"/>
+      </w:pPr>
+      <w:r>
+        <w:rPr>
+          <w:rFonts w:ascii="Arial" w:cs="Arial" w:eastAsia="Arial" w:hAnsi="Arial"/>
+          <w:sz w:val="20"/>
+          <w:szCs w:val="20"/>
+        </w:rPr>
+        <w:t xml:space="preserve">Timing is important. Practice and aim for 5–7 minutes:</w:t>
+      </w:r>
+    </w:p>
+    <w:p>
+      <w:pPr>
+        <w:spacing w:after="60"/>
+        <w:ind w:left="360"/>
+      </w:pPr>
+      <w:r>
+        <w:rPr>
+          <w:rFonts w:ascii="Arial" w:cs="Arial" w:eastAsia="Arial" w:hAnsi="Arial"/>
+          <w:sz w:val="20"/>
+          <w:szCs w:val="20"/>
+        </w:rPr>
+        <w:t xml:space="preserve">• </w:t>
+      </w:r>
+      <w:r>
+        <w:rPr>
+          <w:rFonts w:ascii="Arial" w:cs="Arial" w:eastAsia="Arial" w:hAnsi="Arial"/>
+          <w:sz w:val="20"/>
+          <w:szCs w:val="20"/>
+        </w:rPr>
+        <w:t xml:space="preserve">Too fast — Speak slowly, pause, let people absorb</w:t>
+      </w:r>
+    </w:p>
+    <w:p>
+      <w:pPr>
+        <w:spacing w:after="60"/>
+        <w:ind w:left="360"/>
+      </w:pPr>
+      <w:r>
+        <w:rPr>
+          <w:rFonts w:ascii="Arial" w:cs="Arial" w:eastAsia="Arial" w:hAnsi="Arial"/>
+          <w:sz w:val="20"/>
+          <w:szCs w:val="20"/>
+        </w:rPr>
+        <w:t xml:space="preserve">• </w:t>
+      </w:r>
+      <w:r>
+        <w:rPr>
+          <w:rFonts w:ascii="Arial" w:cs="Arial" w:eastAsia="Arial" w:hAnsi="Arial"/>
+          <w:sz w:val="20"/>
+          <w:szCs w:val="20"/>
+        </w:rPr>
+        <w:t xml:space="preserve">Mumbling — Articulate, project your voice</w:t>
+      </w:r>
+    </w:p>
+    <w:p>
+      <w:pPr>
+        <w:spacing w:after="60"/>
+        <w:ind w:left="360"/>
+      </w:pPr>
+      <w:r>
+        <w:rPr>
+          <w:rFonts w:ascii="Arial" w:cs="Arial" w:eastAsia="Arial" w:hAnsi="Arial"/>
+          <w:sz w:val="20"/>
+          <w:szCs w:val="20"/>
+        </w:rPr>
+        <w:t xml:space="preserve">• </w:t>
+      </w:r>
+      <w:r>
+        <w:rPr>
+          <w:rFonts w:ascii="Arial" w:cs="Arial" w:eastAsia="Arial" w:hAnsi="Arial"/>
+          <w:sz w:val="20"/>
+          <w:szCs w:val="20"/>
+        </w:rPr>
+        <w:t xml:space="preserve">Not explaining — Don't just show features; explain why</w:t>
+      </w:r>
+    </w:p>
+    <w:p>
+      <w:pPr>
+        <w:spacing w:after="60"/>
+        <w:ind w:left="360"/>
+      </w:pPr>
+      <w:r>
+        <w:rPr>
+          <w:rFonts w:ascii="Arial" w:cs="Arial" w:eastAsia="Arial" w:hAnsi="Arial"/>
+          <w:sz w:val="20"/>
+          <w:szCs w:val="20"/>
+        </w:rPr>
+        <w:t xml:space="preserve">• </w:t>
+      </w:r>
+      <w:r>
+        <w:rPr>
+          <w:rFonts w:ascii="Arial" w:cs="Arial" w:eastAsia="Arial" w:hAnsi="Arial"/>
+          <w:sz w:val="20"/>
+          <w:szCs w:val="20"/>
+        </w:rPr>
+        <w:t xml:space="preserve">Assuming knowledge — Explain what "CRUD" means, not just say it</w:t>
+      </w:r>
+    </w:p>
+    <w:p>
+      <w:pPr>
+        <w:spacing w:after="60"/>
+        <w:ind w:left="360"/>
+      </w:pPr>
+      <w:r>
+        <w:rPr>
+          <w:rFonts w:ascii="Arial" w:cs="Arial" w:eastAsia="Arial" w:hAnsi="Arial"/>
+          <w:sz w:val="20"/>
+          <w:szCs w:val="20"/>
+        </w:rPr>
+        <w:t xml:space="preserve">• </w:t>
+      </w:r>
+      <w:r>
+        <w:rPr>
+          <w:rFonts w:ascii="Arial" w:cs="Arial" w:eastAsia="Arial" w:hAnsi="Arial"/>
+          <w:sz w:val="20"/>
+          <w:szCs w:val="20"/>
+        </w:rPr>
+        <w:t xml:space="preserve">Ignoring questions — Even if you don't know the answer, say so honestly</w:t>
+      </w:r>
+    </w:p>
+    <w:p>
+      <w:pPr>
+        <w:spacing w:after="60"/>
+        <w:ind w:left="360"/>
+      </w:pPr>
+      <w:r>
+        <w:rPr>
+          <w:rFonts w:ascii="Arial" w:cs="Arial" w:eastAsia="Arial" w:hAnsi="Arial"/>
+          <w:sz w:val="20"/>
+          <w:szCs w:val="20"/>
+        </w:rPr>
+        <w:t xml:space="preserve">• </w:t>
+      </w:r>
+      <w:r>
+        <w:rPr>
+          <w:rFonts w:ascii="Arial" w:cs="Arial" w:eastAsia="Arial" w:hAnsi="Arial"/>
+          <w:sz w:val="20"/>
+          <w:szCs w:val="20"/>
+        </w:rPr>
+        <w:t xml:space="preserve">Defensive — If someone finds a bug, say "Good catch!"</w:t>
+      </w:r>
+    </w:p>
+    <w:p>
+      <w:pPr>
+        <w:spacing w:after="60"/>
+      </w:pPr>
+      <w:r>
+        <w:rPr>
+          <w:rFonts w:ascii="Arial" w:cs="Arial" w:eastAsia="Arial" w:hAnsi="Arial"/>
+          <w:sz w:val="20"/>
+          <w:szCs w:val="20"/>
+        </w:rPr>
+        <w:t xml:space="preserve">If your demo crashes:</w:t>
+      </w:r>
+    </w:p>
+    <w:p>
+      <w:pPr>
+        <w:spacing w:after="60"/>
+      </w:pPr>
+      <w:r>
+        <w:rPr>
+          <w:rFonts w:ascii="Arial" w:cs="Arial" w:eastAsia="Arial" w:hAnsi="Arial"/>
+          <w:sz w:val="20"/>
+          <w:szCs w:val="20"/>
+        </w:rPr>
+        <w:t xml:space="preserve">Plan A: Restart</w:t>
+      </w:r>
+    </w:p>
+    <w:p>
+      <w:pPr>
+        <w:spacing w:after="60"/>
+        <w:ind w:left="360"/>
+      </w:pPr>
+      <w:r>
+        <w:rPr>
+          <w:rFonts w:ascii="Arial" w:cs="Arial" w:eastAsia="Arial" w:hAnsi="Arial"/>
+          <w:sz w:val="20"/>
+          <w:szCs w:val="20"/>
+        </w:rPr>
+        <w:t xml:space="preserve">• </w:t>
+      </w:r>
+      <w:r>
+        <w:rPr>
+          <w:rFonts w:ascii="Arial" w:cs="Arial" w:eastAsia="Arial" w:hAnsi="Arial"/>
+          <w:sz w:val="20"/>
+          <w:szCs w:val="20"/>
+        </w:rPr>
+        <w:t xml:space="preserve">Restart the app and pick a different feature to demo</w:t>
+      </w:r>
+    </w:p>
+    <w:p>
+      <w:pPr>
+        <w:spacing w:after="60"/>
+      </w:pPr>
+      <w:r>
+        <w:rPr>
+          <w:rFonts w:ascii="Arial" w:cs="Arial" w:eastAsia="Arial" w:hAnsi="Arial"/>
+          <w:sz w:val="20"/>
+          <w:szCs w:val="20"/>
+        </w:rPr>
+        <w:t xml:space="preserve">Plan B: Show the code</w:t>
+      </w:r>
+    </w:p>
+    <w:p>
+      <w:pPr>
+        <w:spacing w:after="60"/>
+        <w:ind w:left="360"/>
+      </w:pPr>
+      <w:r>
+        <w:rPr>
+          <w:rFonts w:ascii="Arial" w:cs="Arial" w:eastAsia="Arial" w:hAnsi="Arial"/>
+          <w:sz w:val="20"/>
+          <w:szCs w:val="20"/>
+        </w:rPr>
+        <w:t xml:space="preserve">• </w:t>
+      </w:r>
+      <w:r>
+        <w:rPr>
+          <w:rFonts w:ascii="Arial" w:cs="Arial" w:eastAsia="Arial" w:hAnsi="Arial"/>
+          <w:sz w:val="20"/>
+          <w:szCs w:val="20"/>
+        </w:rPr>
+        <w:t xml:space="preserve">Pull up your code on screen</w:t>
+      </w:r>
+    </w:p>
+    <w:p>
+      <w:pPr>
+        <w:spacing w:after="60"/>
+        <w:ind w:left="360"/>
+      </w:pPr>
+      <w:r>
+        <w:rPr>
+          <w:rFonts w:ascii="Arial" w:cs="Arial" w:eastAsia="Arial" w:hAnsi="Arial"/>
+          <w:sz w:val="20"/>
+          <w:szCs w:val="20"/>
+        </w:rPr>
+        <w:t xml:space="preserve">• </w:t>
+      </w:r>
+      <w:r>
+        <w:rPr>
+          <w:rFonts w:ascii="Arial" w:cs="Arial" w:eastAsia="Arial" w:hAnsi="Arial"/>
+          <w:sz w:val="20"/>
+          <w:szCs w:val="20"/>
+        </w:rPr>
+        <w:t xml:space="preserve">Walk through how a feature works</w:t>
+      </w:r>
+    </w:p>
+    <w:p>
+      <w:pPr>
+        <w:spacing w:after="60"/>
+        <w:ind w:left="360"/>
+      </w:pPr>
+      <w:r>
+        <w:rPr>
+          <w:rFonts w:ascii="Arial" w:cs="Arial" w:eastAsia="Arial" w:hAnsi="Arial"/>
+          <w:sz w:val="20"/>
+          <w:szCs w:val="20"/>
+        </w:rPr>
+        <w:t xml:space="preserve">• </w:t>
+      </w:r>
+      <w:r>
+        <w:rPr>
+          <w:rFonts w:ascii="Arial" w:cs="Arial" w:eastAsia="Arial" w:hAnsi="Arial"/>
+          <w:sz w:val="20"/>
+          <w:szCs w:val="20"/>
+        </w:rPr>
+        <w:t xml:space="preserve">"The feature works, but let me show you the code instead"</w:t>
+      </w:r>
+    </w:p>
+    <w:p>
+      <w:pPr>
+        <w:spacing w:after="60"/>
+      </w:pPr>
+      <w:r>
+        <w:rPr>
+          <w:rFonts w:ascii="Arial" w:cs="Arial" w:eastAsia="Arial" w:hAnsi="Arial"/>
+          <w:sz w:val="20"/>
+          <w:szCs w:val="20"/>
+        </w:rPr>
+        <w:t xml:space="preserve">Plan C: Use screenshots</w:t>
+      </w:r>
+    </w:p>
+    <w:p>
+      <w:pPr>
+        <w:spacing w:after="60"/>
+        <w:ind w:left="360"/>
+      </w:pPr>
+      <w:r>
+        <w:rPr>
+          <w:rFonts w:ascii="Arial" w:cs="Arial" w:eastAsia="Arial" w:hAnsi="Arial"/>
+          <w:sz w:val="20"/>
+          <w:szCs w:val="20"/>
+        </w:rPr>
+        <w:t xml:space="preserve">• </w:t>
+      </w:r>
+      <w:r>
+        <w:rPr>
+          <w:rFonts w:ascii="Arial" w:cs="Arial" w:eastAsia="Arial" w:hAnsi="Arial"/>
+          <w:sz w:val="20"/>
+          <w:szCs w:val="20"/>
+        </w:rPr>
+        <w:t xml:space="preserve">Take screenshots beforehand of app running</w:t>
+      </w:r>
+    </w:p>
+    <w:p>
+      <w:pPr>
+        <w:spacing w:after="60"/>
+        <w:ind w:left="360"/>
+      </w:pPr>
+      <w:r>
+        <w:rPr>
+          <w:rFonts w:ascii="Arial" w:cs="Arial" w:eastAsia="Arial" w:hAnsi="Arial"/>
+          <w:sz w:val="20"/>
+          <w:szCs w:val="20"/>
+        </w:rPr>
+        <w:t xml:space="preserve">• </w:t>
+      </w:r>
+      <w:r>
+        <w:rPr>
+          <w:rFonts w:ascii="Arial" w:cs="Arial" w:eastAsia="Arial" w:hAnsi="Arial"/>
+          <w:sz w:val="20"/>
+          <w:szCs w:val="20"/>
+        </w:rPr>
+        <w:t xml:space="preserve">Show them on slide: "Here's what it looks like when you run it"</w:t>
+      </w:r>
+    </w:p>
+    <w:p>
+      <w:pPr>
+        <w:spacing w:after="60"/>
+        <w:ind w:left="360"/>
+      </w:pPr>
+      <w:r>
+        <w:rPr>
+          <w:rFonts w:ascii="Arial" w:cs="Arial" w:eastAsia="Arial" w:hAnsi="Arial"/>
+          <w:sz w:val="20"/>
+          <w:szCs w:val="20"/>
+        </w:rPr>
+        <w:t xml:space="preserve">• </w:t>
+      </w:r>
+      <w:r>
+        <w:rPr>
+          <w:rFonts w:ascii="Arial" w:cs="Arial" w:eastAsia="Arial" w:hAnsi="Arial"/>
+          <w:sz w:val="20"/>
+          <w:szCs w:val="20"/>
+        </w:rPr>
+        <w:t xml:space="preserve">Practice out loud — Don't just think through it; actually say it</w:t>
+      </w:r>
+    </w:p>
+    <w:p>
+      <w:pPr>
+        <w:spacing w:after="60"/>
+        <w:ind w:left="360"/>
+      </w:pPr>
+      <w:r>
+        <w:rPr>
+          <w:rFonts w:ascii="Arial" w:cs="Arial" w:eastAsia="Arial" w:hAnsi="Arial"/>
+          <w:sz w:val="20"/>
+          <w:szCs w:val="20"/>
+        </w:rPr>
+        <w:t xml:space="preserve">• </w:t>
+      </w:r>
+      <w:r>
+        <w:rPr>
+          <w:rFonts w:ascii="Arial" w:cs="Arial" w:eastAsia="Arial" w:hAnsi="Arial"/>
+          <w:sz w:val="20"/>
+          <w:szCs w:val="20"/>
+        </w:rPr>
+        <w:t xml:space="preserve">Time yourself — Use a timer; aim for 5–7 minutes</w:t>
+      </w:r>
+    </w:p>
+    <w:p>
+      <w:pPr>
+        <w:spacing w:after="60"/>
+        <w:ind w:left="360"/>
+      </w:pPr>
+      <w:r>
+        <w:rPr>
+          <w:rFonts w:ascii="Arial" w:cs="Arial" w:eastAsia="Arial" w:hAnsi="Arial"/>
+          <w:sz w:val="20"/>
+          <w:szCs w:val="20"/>
+        </w:rPr>
+        <w:t xml:space="preserve">• </w:t>
+      </w:r>
+      <w:r>
+        <w:rPr>
+          <w:rFonts w:ascii="Arial" w:cs="Arial" w:eastAsia="Arial" w:hAnsi="Arial"/>
+          <w:sz w:val="20"/>
+          <w:szCs w:val="20"/>
+        </w:rPr>
+        <w:t xml:space="preserve">Anticipate questions — What might someone ask? Prep an answer</w:t>
+      </w:r>
+    </w:p>
+    <w:p>
+      <w:pPr>
+        <w:spacing w:after="60"/>
+        <w:ind w:left="360"/>
+      </w:pPr>
+      <w:r>
+        <w:rPr>
+          <w:rFonts w:ascii="Arial" w:cs="Arial" w:eastAsia="Arial" w:hAnsi="Arial"/>
+          <w:sz w:val="20"/>
+          <w:szCs w:val="20"/>
+        </w:rPr>
+        <w:t xml:space="preserve">• </w:t>
+      </w:r>
+      <w:r>
+        <w:rPr>
+          <w:rFonts w:ascii="Arial" w:cs="Arial" w:eastAsia="Arial" w:hAnsi="Arial"/>
+          <w:sz w:val="20"/>
+          <w:szCs w:val="20"/>
+        </w:rPr>
+        <w:t xml:space="preserve">Know your code — Review the code you'll show on screen</w:t>
+      </w:r>
+    </w:p>
+    <w:p>
+      <w:pPr>
+        <w:spacing w:after="60"/>
+        <w:ind w:left="360"/>
+      </w:pPr>
+      <w:r>
+        <w:rPr>
+          <w:rFonts w:ascii="Arial" w:cs="Arial" w:eastAsia="Arial" w:hAnsi="Arial"/>
+          <w:sz w:val="20"/>
+          <w:szCs w:val="20"/>
+        </w:rPr>
+        <w:t xml:space="preserve">• </w:t>
+      </w:r>
+      <w:r>
+        <w:rPr>
+          <w:rFonts w:ascii="Arial" w:cs="Arial" w:eastAsia="Arial" w:hAnsi="Arial"/>
+          <w:sz w:val="20"/>
+          <w:szCs w:val="20"/>
+        </w:rPr>
+        <w:t xml:space="preserve">Take a deep breath — Before you present, breathe</w:t>
+      </w:r>
+    </w:p>
+    <w:p>
+      <w:pPr>
+        <w:spacing w:after="60"/>
+        <w:ind w:left="360"/>
+      </w:pPr>
+      <w:r>
+        <w:rPr>
+          <w:rFonts w:ascii="Arial" w:cs="Arial" w:eastAsia="Arial" w:hAnsi="Arial"/>
+          <w:sz w:val="20"/>
+          <w:szCs w:val="20"/>
+        </w:rPr>
+        <w:t xml:space="preserve">• </w:t>
+      </w:r>
+      <w:r>
+        <w:rPr>
+          <w:rFonts w:ascii="Arial" w:cs="Arial" w:eastAsia="Arial" w:hAnsi="Arial"/>
+          <w:sz w:val="20"/>
+          <w:szCs w:val="20"/>
+        </w:rPr>
+        <w:t xml:space="preserve">Remember: You're an expert on YOUR code. Own it.</w:t>
+      </w:r>
+    </w:p>
+    <w:p>
+      <w:pPr>
+        <w:spacing w:after="160"/>
       </w:pPr>
     </w:p>
     <w:p>
@@ -1626,6 +3790,108 @@
     <w:p>
       <w:pPr>
         <w:spacing w:after="120"/>
+      </w:pPr>
+    </w:p>
+    <w:p>
+      <w:pPr>
+        <w:pBdr>
+          <w:bottom w:val="single" w:color="1B7A4A" w:sz="4" w:space="4"/>
+        </w:pBdr>
+        <w:spacing w:after="100" w:before="120"/>
+      </w:pPr>
+      <w:r>
+        <w:rPr>
+          <w:rFonts w:ascii="Arial" w:cs="Arial" w:eastAsia="Arial" w:hAnsi="Arial"/>
+          <w:b/>
+          <w:bCs/>
+          <w:color w:val="1B7A4A"/>
+          <w:sz w:val="24"/>
+          <w:szCs w:val="24"/>
+        </w:rPr>
+        <w:t xml:space="preserve">Guided Practice</w:t>
+      </w:r>
+    </w:p>
+    <w:p>
+      <w:pPr>
+        <w:spacing w:after="60"/>
+      </w:pPr>
+      <w:r>
+        <w:rPr>
+          <w:rFonts w:ascii="Arial" w:cs="Arial" w:eastAsia="Arial" w:hAnsi="Arial"/>
+          <w:sz w:val="20"/>
+          <w:szCs w:val="20"/>
+        </w:rPr>
+        <w:t xml:space="preserve">- [ ] Practice presentation completed</w:t>
+      </w:r>
+    </w:p>
+    <w:p>
+      <w:pPr>
+        <w:spacing w:after="60"/>
+      </w:pPr>
+      <w:r>
+        <w:rPr>
+          <w:rFonts w:ascii="Arial" w:cs="Arial" w:eastAsia="Arial" w:hAnsi="Arial"/>
+          <w:sz w:val="20"/>
+          <w:szCs w:val="20"/>
+        </w:rPr>
+        <w:t xml:space="preserve">- [ ] Feedback received and reviewed</w:t>
+      </w:r>
+    </w:p>
+    <w:p>
+      <w:pPr>
+        <w:spacing w:after="60"/>
+      </w:pPr>
+      <w:r>
+        <w:rPr>
+          <w:rFonts w:ascii="Arial" w:cs="Arial" w:eastAsia="Arial" w:hAnsi="Arial"/>
+          <w:sz w:val="20"/>
+          <w:szCs w:val="20"/>
+        </w:rPr>
+        <w:t xml:space="preserve">- [ ] Demo timing refined (5–7 minutes)</w:t>
+      </w:r>
+    </w:p>
+    <w:p>
+      <w:pPr>
+        <w:spacing w:after="60"/>
+      </w:pPr>
+      <w:r>
+        <w:rPr>
+          <w:rFonts w:ascii="Arial" w:cs="Arial" w:eastAsia="Arial" w:hAnsi="Arial"/>
+          <w:sz w:val="20"/>
+          <w:szCs w:val="20"/>
+        </w:rPr>
+        <w:t xml:space="preserve">- [ ] Backup plan prepared</w:t>
+      </w:r>
+    </w:p>
+    <w:p>
+      <w:pPr>
+        <w:spacing w:after="60"/>
+      </w:pPr>
+      <w:r>
+        <w:rPr>
+          <w:rFonts w:ascii="Arial" w:cs="Arial" w:eastAsia="Arial" w:hAnsi="Arial"/>
+          <w:sz w:val="20"/>
+          <w:szCs w:val="20"/>
+        </w:rPr>
+        <w:t xml:space="preserve">- [ ] Code reviewed one final time</w:t>
+      </w:r>
+    </w:p>
+    <w:p>
+      <w:pPr>
+        <w:spacing w:after="60"/>
+      </w:pPr>
+      <w:r>
+        <w:rPr>
+          <w:rFonts w:ascii="Arial" w:cs="Arial" w:eastAsia="Arial" w:hAnsi="Arial"/>
+          <w:sz w:val="20"/>
+          <w:szCs w:val="20"/>
+        </w:rPr>
+        <w:t xml:space="preserve">- [ ] Ready to present tomorrow and the next day</w:t>
+      </w:r>
+    </w:p>
+    <w:p>
+      <w:pPr>
+        <w:spacing w:after="160"/>
       </w:pPr>
     </w:p>
     <w:p>
